--- a/(e)CRF/Per nummer/03_Toestemmingsformulier sitepersoneel.docx
+++ b/(e)CRF/Per nummer/03_Toestemmingsformulier sitepersoneel.docx
@@ -767,9 +767,6 @@
       <w:pPr>
         <w:spacing w:after="0" w:line="240" w:lineRule="auto"/>
       </w:pPr>
-      <w:r>
-        <w:separator/>
-      </w:r>
     </w:p>
   </w:endnote>
   <w:endnote w:type="continuationSeparator" w:id="0">
@@ -777,9 +774,6 @@
       <w:pPr>
         <w:spacing w:after="0" w:line="240" w:lineRule="auto"/>
       </w:pPr>
-      <w:r>
-        <w:continuationSeparator/>
-      </w:r>
     </w:p>
   </w:endnote>
 </w:endnotes>
@@ -877,10 +871,119 @@
   <w:p>
     <w:pPr>
       <w:pStyle w:val="Footer"/>
+      <w:jc w:val="center"/>
       <w:rPr>
         <w:rFonts w:ascii="Calibri" w:hAnsi="Calibri" w:cs="Calibri"/>
       </w:rPr>
     </w:pPr>
+    <w:r>
+      <w:rPr>
+        <w:rFonts w:ascii="Arial" w:hAnsi="Arial" w:eastAsia="Arial" w:cs="Arial"/>
+        <w:b w:val="0"/>
+        <w:color w:val="59636E"/>
+        <w:sz w:val="18"/>
+      </w:rPr>
+      <w:t xml:space="preserve">Pagina </w:t>
+    </w:r>
+    <w:r>
+      <w:rPr>
+        <w:rFonts w:ascii="Arial" w:hAnsi="Arial" w:eastAsia="Arial" w:cs="Arial"/>
+        <w:b w:val="0"/>
+        <w:color w:val="59636E"/>
+        <w:sz w:val="18"/>
+      </w:rPr>
+      <w:fldChar w:fldCharType="begin"/>
+    </w:r>
+    <w:r>
+      <w:rPr>
+        <w:rFonts w:ascii="Arial" w:hAnsi="Arial" w:eastAsia="Arial" w:cs="Arial"/>
+        <w:b w:val="0"/>
+        <w:color w:val="59636E"/>
+        <w:sz w:val="18"/>
+      </w:rPr>
+      <w:instrText xml:space="preserve"> PAGE </w:instrText>
+    </w:r>
+    <w:r>
+      <w:rPr>
+        <w:rFonts w:ascii="Arial" w:hAnsi="Arial" w:eastAsia="Arial" w:cs="Arial"/>
+        <w:b w:val="0"/>
+        <w:color w:val="59636E"/>
+        <w:sz w:val="18"/>
+      </w:rPr>
+      <w:fldChar w:fldCharType="separate"/>
+    </w:r>
+    <w:r>
+      <w:rPr>
+        <w:rFonts w:ascii="Arial" w:hAnsi="Arial" w:eastAsia="Arial" w:cs="Arial"/>
+        <w:b w:val="0"/>
+        <w:color w:val="59636E"/>
+        <w:sz w:val="18"/>
+      </w:rPr>
+      <w:t>1</w:t>
+    </w:r>
+    <w:r>
+      <w:rPr>
+        <w:rFonts w:ascii="Arial" w:hAnsi="Arial" w:eastAsia="Arial" w:cs="Arial"/>
+        <w:b w:val="0"/>
+        <w:color w:val="59636E"/>
+        <w:sz w:val="18"/>
+      </w:rPr>
+      <w:fldChar w:fldCharType="end"/>
+    </w:r>
+    <w:r>
+      <w:rPr>
+        <w:rFonts w:ascii="Arial" w:hAnsi="Arial" w:eastAsia="Arial" w:cs="Arial"/>
+        <w:b w:val="0"/>
+        <w:color w:val="59636E"/>
+        <w:sz w:val="18"/>
+      </w:rPr>
+      <w:t xml:space="preserve"> van </w:t>
+    </w:r>
+    <w:r>
+      <w:rPr>
+        <w:rFonts w:ascii="Arial" w:hAnsi="Arial" w:eastAsia="Arial" w:cs="Arial"/>
+        <w:b w:val="0"/>
+        <w:color w:val="59636E"/>
+        <w:sz w:val="18"/>
+      </w:rPr>
+      <w:fldChar w:fldCharType="begin"/>
+    </w:r>
+    <w:r>
+      <w:rPr>
+        <w:rFonts w:ascii="Arial" w:hAnsi="Arial" w:eastAsia="Arial" w:cs="Arial"/>
+        <w:b w:val="0"/>
+        <w:color w:val="59636E"/>
+        <w:sz w:val="18"/>
+      </w:rPr>
+      <w:instrText xml:space="preserve"> NUMPAGES </w:instrText>
+    </w:r>
+    <w:r>
+      <w:rPr>
+        <w:rFonts w:ascii="Arial" w:hAnsi="Arial" w:eastAsia="Arial" w:cs="Arial"/>
+        <w:b w:val="0"/>
+        <w:color w:val="59636E"/>
+        <w:sz w:val="18"/>
+      </w:rPr>
+      <w:fldChar w:fldCharType="separate"/>
+    </w:r>
+    <w:r>
+      <w:rPr>
+        <w:rFonts w:ascii="Arial" w:hAnsi="Arial" w:eastAsia="Arial" w:cs="Arial"/>
+        <w:b w:val="0"/>
+        <w:color w:val="59636E"/>
+        <w:sz w:val="18"/>
+      </w:rPr>
+      <w:t>1</w:t>
+    </w:r>
+    <w:r>
+      <w:rPr>
+        <w:rFonts w:ascii="Arial" w:hAnsi="Arial" w:eastAsia="Arial" w:cs="Arial"/>
+        <w:b w:val="0"/>
+        <w:color w:val="59636E"/>
+        <w:sz w:val="18"/>
+      </w:rPr>
+      <w:fldChar w:fldCharType="end"/>
+    </w:r>
   </w:p>
 </w:ftr>
 </file>
@@ -892,9 +995,6 @@
       <w:pPr>
         <w:spacing w:after="0" w:line="240" w:lineRule="auto"/>
       </w:pPr>
-      <w:r>
-        <w:separator/>
-      </w:r>
     </w:p>
   </w:footnote>
   <w:footnote w:type="continuationSeparator" w:id="0">
@@ -902,9 +1002,6 @@
       <w:pPr>
         <w:spacing w:after="0" w:line="240" w:lineRule="auto"/>
       </w:pPr>
-      <w:r>
-        <w:continuationSeparator/>
-      </w:r>
     </w:p>
   </w:footnote>
 </w:footnotes>
@@ -915,6 +1012,7 @@
   <w:p>
     <w:pPr>
       <w:pStyle w:val="Header"/>
+      <w:jc w:val="left"/>
       <w:rPr>
         <w:sz w:val="18"/>
         <w:szCs w:val="18"/>
@@ -924,42 +1022,12 @@
     <w:r>
       <w:rPr>
         <w:rFonts w:ascii="Arial" w:hAnsi="Arial" w:cs="Arial" w:eastAsia="Arial"/>
-        <w:color w:val="000000" w:themeColor="text1"/>
+        <w:b w:val="0"/>
+        <w:color w:val="59636E"/>
+        <w:sz w:val="18"/>
         <w:lang w:val="en-US"/>
       </w:rPr>
-      <w:t>Designated site personnel form</w:t>
-    </w:r>
-    <w:r>
-      <w:rPr>
-        <w:rFonts w:ascii="Arial" w:hAnsi="Arial" w:cs="Arial" w:eastAsia="Arial"/>
-        <w:color w:val="000000" w:themeColor="text1"/>
-        <w:lang w:val="en-US"/>
-      </w:rPr>
-      <w:tab/>
-    </w:r>
-    <w:r>
-      <w:rPr>
-        <w:rFonts w:ascii="Arial" w:hAnsi="Arial" w:cs="Arial" w:eastAsia="Arial"/>
-        <w:color w:val="000000" w:themeColor="text1"/>
-        <w:lang w:val="en-US"/>
-      </w:rPr>
-      <w:tab/>
-    </w:r>
-    <w:r>
-      <w:rPr>
-        <w:rFonts w:ascii="Arial" w:hAnsi="Arial" w:cs="Arial" w:eastAsia="Arial"/>
-        <w:color w:val="000000" w:themeColor="text1"/>
-        <w:lang w:val="en-US"/>
-      </w:rPr>
-      <w:t>v1.</w:t>
-    </w:r>
-    <w:r>
-      <w:rPr>
-        <w:rFonts w:ascii="Arial" w:hAnsi="Arial" w:cs="Arial" w:eastAsia="Arial"/>
-        <w:color w:val="000000" w:themeColor="text1"/>
-        <w:lang w:val="en-US"/>
-      </w:rPr>
-      <w:t>30_03_2026</w:t>
+      <w:t>PARADISE (S71769) — eCRF 03: Toestemmingsformulier sitepersoneel</w:t>
     </w:r>
   </w:p>
 </w:hdr>

--- a/(e)CRF/Per nummer/03_Toestemmingsformulier sitepersoneel.docx
+++ b/(e)CRF/Per nummer/03_Toestemmingsformulier sitepersoneel.docx
@@ -781,206 +781,352 @@
 
 <file path=word/footer1.xml><?xml version="1.0" encoding="utf-8"?>
 <w:ftr xmlns:wpc="http://schemas.microsoft.com/office/word/2010/wordprocessingCanvas" xmlns:cx="http://schemas.microsoft.com/office/drawing/2014/chartex" xmlns:cx1="http://schemas.microsoft.com/office/drawing/2015/9/8/chartex" xmlns:cx2="http://schemas.microsoft.com/office/drawing/2015/10/21/chartex" xmlns:cx3="http://schemas.microsoft.com/office/drawing/2016/5/9/chartex" xmlns:cx4="http://schemas.microsoft.com/office/drawing/2016/5/10/chartex" xmlns:cx5="http://schemas.microsoft.com/office/drawing/2016/5/11/chartex" xmlns:cx6="http://schemas.microsoft.com/office/drawing/2016/5/12/chartex" xmlns:cx7="http://schemas.microsoft.com/office/drawing/2016/5/13/chartex" xmlns:cx8="http://schemas.microsoft.com/office/drawing/2016/5/14/chartex" xmlns:mc="http://schemas.openxmlformats.org/markup-compatibility/2006" xmlns:aink="http://schemas.microsoft.com/office/drawing/2016/ink" xmlns:am3d="http://schemas.microsoft.com/office/drawing/2017/model3d" xmlns:o="urn:schemas-microsoft-com:office:office" xmlns:oel="http://schemas.microsoft.com/office/2019/extlst" xmlns:r="http://schemas.openxmlformats.org/officeDocument/2006/relationships" xmlns:m="http://schemas.openxmlformats.org/officeDocument/2006/math" xmlns:v="urn:schemas-microsoft-com:vml" xmlns:wp14="http://schemas.microsoft.com/office/word/2010/wordprocessingDrawing" xmlns:wp="http://schemas.openxmlformats.org/drawingml/2006/wordprocessingDrawing" xmlns:w10="urn:schemas-microsoft-com:office:word" xmlns:w="http://schemas.openxmlformats.org/wordprocessingml/2006/main" xmlns:w14="http://schemas.microsoft.com/office/word/2010/wordml" xmlns:w15="http://schemas.microsoft.com/office/word/2012/wordml" xmlns:w16cex="http://schemas.microsoft.com/office/word/2018/wordml/cex" xmlns:w16cid="http://schemas.microsoft.com/office/word/2016/wordml/cid" xmlns:w16="http://schemas.microsoft.com/office/word/2018/wordml" xmlns:w16du="http://schemas.microsoft.com/office/word/2023/wordml/word16du" xmlns:w16sdtdh="http://schemas.microsoft.com/office/word/2020/wordml/sdtdatahash" xmlns:w16sdtfl="http://schemas.microsoft.com/office/word/2024/wordml/sdtformatlock" xmlns:w16se="http://schemas.microsoft.com/office/word/2015/wordml/symex" xmlns:wpg="http://schemas.microsoft.com/office/word/2010/wordprocessingGroup" xmlns:wpi="http://schemas.microsoft.com/office/word/2010/wordprocessingInk" xmlns:wne="http://schemas.microsoft.com/office/word/2006/wordml" xmlns:wps="http://schemas.microsoft.com/office/word/2010/wordprocessingShape" mc:Ignorable="w14 w15 w16se w16cid w16 w16cex w16sdtdh w16sdtfl w16du wp14">
-  <w:sdt>
-    <w:sdtPr>
-      <w:rPr>
-        <w:rFonts w:ascii="Calibri" w:hAnsi="Calibri" w:cs="Calibri"/>
-        <w:color w:val="000000" w:themeColor="text1"/>
-      </w:rPr>
-      <w:id w:val="1728487318"/>
-      <w:docPartObj>
-        <w:docPartGallery w:val="Page Numbers (Bottom of Page)"/>
-        <w:docPartUnique/>
-      </w:docPartObj>
-    </w:sdtPr>
-    <w:sdtEndPr>
-      <w:rPr>
-        <w:rFonts w:ascii="Calibri" w:hAnsi="Calibri" w:cs="Calibri"/>
-        <w:color w:val="000000" w:themeColor="text1" w:themeTint="FF" w:themeShade="FF"/>
-        <w:spacing w:val="60"/>
-      </w:rPr>
-    </w:sdtEndPr>
-    <w:sdtContent>
-      <w:p>
-        <w:pPr>
-          <w:pStyle w:val="Footer"/>
-          <w:pBdr>
-            <w:top w:val="single" w:color="D9D9D9" w:themeColor="background1" w:themeShade="D9" w:sz="4" w:space="1"/>
-          </w:pBdr>
-          <w:jc w:val="right"/>
-          <w:rPr>
-            <w:rFonts w:ascii="Calibri" w:hAnsi="Calibri" w:cs="Calibri"/>
-            <w:color w:val="000000" w:themeColor="text1"/>
-          </w:rPr>
-        </w:pPr>
-        <w:r>
-          <w:rPr>
-            <w:rFonts w:ascii="Calibri" w:hAnsi="Calibri" w:cs="Calibri"/>
-            <w:color w:val="000000" w:themeColor="text1"/>
-          </w:rPr>
-          <w:fldChar w:fldCharType="begin"/>
-        </w:r>
-        <w:r>
-          <w:rPr>
-            <w:rFonts w:ascii="Calibri" w:hAnsi="Calibri" w:cs="Calibri"/>
-            <w:color w:val="000000" w:themeColor="text1"/>
-          </w:rPr>
-          <w:instrText xml:space="preserve"> PAGE   \* MERGEFORMAT </w:instrText>
-        </w:r>
-        <w:r>
-          <w:rPr>
-            <w:rFonts w:ascii="Calibri" w:hAnsi="Calibri" w:cs="Calibri"/>
-            <w:color w:val="000000" w:themeColor="text1"/>
-          </w:rPr>
-          <w:fldChar w:fldCharType="separate"/>
-        </w:r>
-        <w:r>
-          <w:rPr>
-            <w:rFonts w:ascii="Calibri" w:hAnsi="Calibri" w:cs="Calibri"/>
-            <w:noProof/>
-            <w:color w:val="000000" w:themeColor="text1"/>
-          </w:rPr>
-          <w:t>2</w:t>
-        </w:r>
-        <w:r>
-          <w:rPr>
-            <w:rFonts w:ascii="Calibri" w:hAnsi="Calibri" w:cs="Calibri"/>
-            <w:noProof/>
-            <w:color w:val="000000" w:themeColor="text1"/>
-          </w:rPr>
-          <w:fldChar w:fldCharType="end"/>
-        </w:r>
-        <w:r>
-          <w:rPr>
-            <w:rFonts w:ascii="Calibri" w:hAnsi="Calibri" w:cs="Calibri"/>
-            <w:color w:val="000000" w:themeColor="text1"/>
-          </w:rPr>
-          <w:t xml:space="preserve"> | </w:t>
-        </w:r>
-        <w:r>
-          <w:rPr>
-            <w:rFonts w:ascii="Calibri" w:hAnsi="Calibri" w:cs="Calibri"/>
-            <w:color w:val="000000" w:themeColor="text1"/>
-            <w:spacing w:val="60"/>
-          </w:rPr>
-          <w:t>1</w:t>
-        </w:r>
-      </w:p>
-    </w:sdtContent>
-  </w:sdt>
   <w:p>
     <w:pPr>
-      <w:pStyle w:val="Footer"/>
-      <w:jc w:val="center"/>
-      <w:rPr>
-        <w:rFonts w:ascii="Calibri" w:hAnsi="Calibri" w:cs="Calibri"/>
-      </w:rPr>
+      <w:pBdr>
+        <w:top w:val="single" w:sz="6" w:space="6" w:color="C4CED8"/>
+      </w:pBdr>
     </w:pPr>
     <w:r>
       <w:rPr>
-        <w:rFonts w:ascii="Arial" w:hAnsi="Arial" w:eastAsia="Arial" w:cs="Arial"/>
-        <w:b w:val="0"/>
-        <w:color w:val="59636E"/>
-        <w:sz w:val="18"/>
-      </w:rPr>
-      <w:t xml:space="preserve">Pagina </w:t>
-    </w:r>
-    <w:r>
-      <w:rPr>
-        <w:rFonts w:ascii="Arial" w:hAnsi="Arial" w:eastAsia="Arial" w:cs="Arial"/>
-        <w:b w:val="0"/>
-        <w:color w:val="59636E"/>
-        <w:sz w:val="18"/>
+        <w:noProof/>
+      </w:rPr>
+      <w:drawing>
+        <wp:anchor distT="0" distB="0" distL="114300" distR="114300" simplePos="0" relativeHeight="251659264" behindDoc="0" locked="0" layoutInCell="1" allowOverlap="1" wp14:anchorId="4A8142CD" wp14:editId="6CB4EA88">
+          <wp:simplePos x="0" y="0"/>
+          <wp:positionH relativeFrom="column">
+            <wp:posOffset>5527362</wp:posOffset>
+          </wp:positionH>
+          <wp:positionV relativeFrom="paragraph">
+            <wp:posOffset>66098</wp:posOffset>
+          </wp:positionV>
+          <wp:extent cx="1272540" cy="484505"/>
+          <wp:effectExtent l="0" t="0" r="3810" b="0"/>
+          <wp:wrapSquare wrapText="bothSides"/>
+          <wp:docPr id="1206673644" name="Afbeelding 7"/>
+          <wp:cNvGraphicFramePr>
+            <a:graphicFrameLocks xmlns:a="http://schemas.openxmlformats.org/drawingml/2006/main" noChangeAspect="1"/>
+          </wp:cNvGraphicFramePr>
+          <a:graphic xmlns:a="http://schemas.openxmlformats.org/drawingml/2006/main">
+            <a:graphicData uri="http://schemas.openxmlformats.org/drawingml/2006/picture">
+              <pic:pic xmlns:pic="http://schemas.openxmlformats.org/drawingml/2006/picture">
+                <pic:nvPicPr>
+                  <pic:cNvPr id="1340115081" name="Afbeelding 1340115081"/>
+                  <pic:cNvPicPr/>
+                </pic:nvPicPr>
+                <pic:blipFill rotWithShape="1">
+                  <a:blip r:embed="rIdTplImgC">
+                    <a:extLst>
+                      <a:ext uri="{28A0092B-C50C-407E-A947-70E740481C1C}">
+                        <a14:useLocalDpi xmlns:a14="http://schemas.microsoft.com/office/drawing/2010/main" val="0"/>
+                      </a:ext>
+                    </a:extLst>
+                  </a:blip>
+                  <a:srcRect l="8409" t="28983" b="36048"/>
+                  <a:stretch>
+                    <a:fillRect/>
+                  </a:stretch>
+                </pic:blipFill>
+                <pic:spPr bwMode="auto">
+                  <a:xfrm>
+                    <a:off x="0" y="0"/>
+                    <a:ext cx="1272540" cy="484505"/>
+                  </a:xfrm>
+                  <a:prstGeom prst="rect">
+                    <a:avLst/>
+                  </a:prstGeom>
+                  <a:ln>
+                    <a:noFill/>
+                  </a:ln>
+                  <a:extLst>
+                    <a:ext uri="{53640926-AAD7-44D8-BBD7-CCE9431645EC}">
+                      <a14:shadowObscured xmlns:a14="http://schemas.microsoft.com/office/drawing/2010/main"/>
+                    </a:ext>
+                  </a:extLst>
+                </pic:spPr>
+              </pic:pic>
+            </a:graphicData>
+          </a:graphic>
+          <wp14:sizeRelH relativeFrom="page">
+            <wp14:pctWidth>0</wp14:pctWidth>
+          </wp14:sizeRelH>
+          <wp14:sizeRelV relativeFrom="page">
+            <wp14:pctHeight>0</wp14:pctHeight>
+          </wp14:sizeRelV>
+        </wp:anchor>
+      </w:drawing>
+    </w:r>
+    <w:r>
+      <w:rPr>
+        <w:color w:val="59636E"/>
+        <w:sz w:val="16"/>
+        <w:szCs w:val="16"/>
+      </w:rPr>
+      <w:t>PARADISE-</w:t>
+    </w:r>
+    <w:proofErr w:type="gramStart"/>
+    <w:r>
+      <w:rPr>
+        <w:color w:val="59636E"/>
+        <w:sz w:val="16"/>
+        <w:szCs w:val="16"/>
+      </w:rPr>
+      <w:t>studie  ·</w:t>
+    </w:r>
+    <w:proofErr w:type="gramEnd"/>
+    <w:r>
+      <w:rPr>
+        <w:color w:val="59636E"/>
+        <w:sz w:val="16"/>
+        <w:szCs w:val="16"/>
+      </w:rPr>
+      <w:t xml:space="preserve">  eCRF 03: Toestemmingsformulier sitepersoneel </w:t>
+    </w:r>
+    <w:proofErr w:type="gramStart"/>
+    <w:r>
+      <w:rPr>
+        <w:color w:val="59636E"/>
+        <w:sz w:val="16"/>
+        <w:szCs w:val="16"/>
+      </w:rPr>
+      <w:t>·</w:t>
+    </w:r>
+    <w:proofErr w:type="gramEnd"/>
+    <w:r>
+      <w:rPr>
+        <w:color w:val="59636E"/>
+        <w:sz w:val="16"/>
+        <w:szCs w:val="16"/>
+      </w:rPr>
+      <w:t xml:space="preserve">  Versie </w:t>
+    </w:r>
+    <w:proofErr w:type="gramStart"/>
+    <w:r>
+      <w:rPr>
+        <w:i/>
+        <w:iCs/>
+        <w:color w:val="59636E"/>
+        <w:sz w:val="16"/>
+        <w:szCs w:val="16"/>
+      </w:rPr>
+      <w:t xml:space="preserve">[ </w:t>
+    </w:r>
+    <w:r>
+      <w:rPr>
+        <w:i/>
+        <w:iCs/>
+        <w:color w:val="59636E"/>
+        <w:sz w:val="16"/>
+        <w:szCs w:val="16"/>
+      </w:rPr>
+      <w:t>1.0</w:t>
+    </w:r>
+    <w:proofErr w:type="gramEnd"/>
+    <w:r>
+      <w:rPr>
+        <w:i/>
+        <w:iCs/>
+        <w:color w:val="59636E"/>
+        <w:sz w:val="16"/>
+        <w:szCs w:val="16"/>
+      </w:rPr>
+      <w:t xml:space="preserve"> </w:t>
+    </w:r>
+    <w:proofErr w:type="gramStart"/>
+    <w:r>
+      <w:rPr>
+        <w:i/>
+        <w:iCs/>
+        <w:color w:val="59636E"/>
+        <w:sz w:val="16"/>
+        <w:szCs w:val="16"/>
+      </w:rPr>
+      <w:t>]</w:t>
+    </w:r>
+    <w:r>
+      <w:rPr>
+        <w:color w:val="59636E"/>
+        <w:sz w:val="16"/>
+        <w:szCs w:val="16"/>
+      </w:rPr>
+      <w:t xml:space="preserve">  ·</w:t>
+    </w:r>
+    <w:proofErr w:type="gramEnd"/>
+    <w:r>
+      <w:rPr>
+        <w:color w:val="59636E"/>
+        <w:sz w:val="16"/>
+        <w:szCs w:val="16"/>
+      </w:rPr>
+      <w:t xml:space="preserve">  </w:t>
+    </w:r>
+    <w:proofErr w:type="gramStart"/>
+    <w:r>
+      <w:rPr>
+        <w:i/>
+        <w:iCs/>
+        <w:color w:val="59636E"/>
+        <w:sz w:val="16"/>
+        <w:szCs w:val="16"/>
+      </w:rPr>
+      <w:t xml:space="preserve">[ </w:t>
+    </w:r>
+    <w:r>
+      <w:rPr>
+        <w:i/>
+        <w:iCs/>
+        <w:color w:val="59636E"/>
+        <w:sz w:val="16"/>
+        <w:szCs w:val="16"/>
+      </w:rPr>
+      <w:t>27</w:t>
+    </w:r>
+    <w:proofErr w:type="gramEnd"/>
+    <w:r>
+      <w:rPr>
+        <w:i/>
+        <w:iCs/>
+        <w:color w:val="59636E"/>
+        <w:sz w:val="16"/>
+        <w:szCs w:val="16"/>
+      </w:rPr>
+      <w:t>/07/</w:t>
+    </w:r>
+    <w:proofErr w:type="gramStart"/>
+    <w:r>
+      <w:rPr>
+        <w:i/>
+        <w:iCs/>
+        <w:color w:val="59636E"/>
+        <w:sz w:val="16"/>
+        <w:szCs w:val="16"/>
+      </w:rPr>
+      <w:t>2026</w:t>
+    </w:r>
+    <w:r>
+      <w:rPr>
+        <w:i/>
+        <w:iCs/>
+        <w:color w:val="59636E"/>
+        <w:sz w:val="16"/>
+        <w:szCs w:val="16"/>
+      </w:rPr>
+      <w:t xml:space="preserve"> ]</w:t>
+    </w:r>
+    <w:proofErr w:type="gramEnd"/>
+    <w:r>
+      <w:rPr>
+        <w:color w:val="59636E"/>
+        <w:sz w:val="16"/>
+        <w:szCs w:val="16"/>
+      </w:rPr>
+      <w:t xml:space="preserve">  </w:t>
+    </w:r>
+    <w:proofErr w:type="gramStart"/>
+    <w:r>
+      <w:rPr>
+        <w:color w:val="59636E"/>
+        <w:sz w:val="16"/>
+        <w:szCs w:val="16"/>
+      </w:rPr>
+      <w:t>·  Pagina</w:t>
+    </w:r>
+    <w:proofErr w:type="gramEnd"/>
+    <w:r>
+      <w:rPr>
+        <w:color w:val="59636E"/>
+        <w:sz w:val="16"/>
+        <w:szCs w:val="16"/>
+      </w:rPr>
+      <w:t xml:space="preserve"> </w:t>
+    </w:r>
+    <w:r>
+      <w:rPr>
+        <w:color w:val="59636E"/>
+        <w:sz w:val="16"/>
+        <w:szCs w:val="16"/>
       </w:rPr>
       <w:fldChar w:fldCharType="begin"/>
     </w:r>
     <w:r>
       <w:rPr>
-        <w:rFonts w:ascii="Arial" w:hAnsi="Arial" w:eastAsia="Arial" w:cs="Arial"/>
-        <w:b w:val="0"/>
-        <w:color w:val="59636E"/>
-        <w:sz w:val="18"/>
-      </w:rPr>
-      <w:instrText xml:space="preserve"> PAGE </w:instrText>
-    </w:r>
-    <w:r>
-      <w:rPr>
-        <w:rFonts w:ascii="Arial" w:hAnsi="Arial" w:eastAsia="Arial" w:cs="Arial"/>
-        <w:b w:val="0"/>
-        <w:color w:val="59636E"/>
-        <w:sz w:val="18"/>
+        <w:color w:val="59636E"/>
+        <w:sz w:val="16"/>
+        <w:szCs w:val="16"/>
+      </w:rPr>
+      <w:instrText>PAGE</w:instrText>
+    </w:r>
+    <w:r>
+      <w:rPr>
+        <w:color w:val="59636E"/>
+        <w:sz w:val="16"/>
+        <w:szCs w:val="16"/>
       </w:rPr>
       <w:fldChar w:fldCharType="separate"/>
     </w:r>
     <w:r>
       <w:rPr>
-        <w:rFonts w:ascii="Arial" w:hAnsi="Arial" w:eastAsia="Arial" w:cs="Arial"/>
-        <w:b w:val="0"/>
-        <w:color w:val="59636E"/>
-        <w:sz w:val="18"/>
+        <w:noProof/>
+        <w:color w:val="59636E"/>
+        <w:sz w:val="16"/>
+        <w:szCs w:val="16"/>
       </w:rPr>
       <w:t>1</w:t>
     </w:r>
     <w:r>
       <w:rPr>
-        <w:rFonts w:ascii="Arial" w:hAnsi="Arial" w:eastAsia="Arial" w:cs="Arial"/>
-        <w:b w:val="0"/>
-        <w:color w:val="59636E"/>
-        <w:sz w:val="18"/>
+        <w:color w:val="59636E"/>
+        <w:sz w:val="16"/>
+        <w:szCs w:val="16"/>
       </w:rPr>
       <w:fldChar w:fldCharType="end"/>
     </w:r>
     <w:r>
       <w:rPr>
-        <w:rFonts w:ascii="Arial" w:hAnsi="Arial" w:eastAsia="Arial" w:cs="Arial"/>
-        <w:b w:val="0"/>
-        <w:color w:val="59636E"/>
-        <w:sz w:val="18"/>
+        <w:color w:val="59636E"/>
+        <w:sz w:val="16"/>
+        <w:szCs w:val="16"/>
       </w:rPr>
       <w:t xml:space="preserve"> van </w:t>
     </w:r>
     <w:r>
       <w:rPr>
-        <w:rFonts w:ascii="Arial" w:hAnsi="Arial" w:eastAsia="Arial" w:cs="Arial"/>
-        <w:b w:val="0"/>
-        <w:color w:val="59636E"/>
-        <w:sz w:val="18"/>
+        <w:color w:val="59636E"/>
+        <w:sz w:val="16"/>
+        <w:szCs w:val="16"/>
       </w:rPr>
       <w:fldChar w:fldCharType="begin"/>
     </w:r>
     <w:r>
       <w:rPr>
-        <w:rFonts w:ascii="Arial" w:hAnsi="Arial" w:eastAsia="Arial" w:cs="Arial"/>
-        <w:b w:val="0"/>
-        <w:color w:val="59636E"/>
-        <w:sz w:val="18"/>
-      </w:rPr>
-      <w:instrText xml:space="preserve"> NUMPAGES </w:instrText>
-    </w:r>
-    <w:r>
-      <w:rPr>
-        <w:rFonts w:ascii="Arial" w:hAnsi="Arial" w:eastAsia="Arial" w:cs="Arial"/>
-        <w:b w:val="0"/>
-        <w:color w:val="59636E"/>
-        <w:sz w:val="18"/>
+        <w:color w:val="59636E"/>
+        <w:sz w:val="16"/>
+        <w:szCs w:val="16"/>
+      </w:rPr>
+      <w:instrText>NUMPAGES</w:instrText>
+    </w:r>
+    <w:r>
+      <w:rPr>
+        <w:color w:val="59636E"/>
+        <w:sz w:val="16"/>
+        <w:szCs w:val="16"/>
       </w:rPr>
       <w:fldChar w:fldCharType="separate"/>
     </w:r>
     <w:r>
       <w:rPr>
-        <w:rFonts w:ascii="Arial" w:hAnsi="Arial" w:eastAsia="Arial" w:cs="Arial"/>
-        <w:b w:val="0"/>
-        <w:color w:val="59636E"/>
-        <w:sz w:val="18"/>
-      </w:rPr>
-      <w:t>1</w:t>
-    </w:r>
-    <w:r>
-      <w:rPr>
-        <w:rFonts w:ascii="Arial" w:hAnsi="Arial" w:eastAsia="Arial" w:cs="Arial"/>
-        <w:b w:val="0"/>
-        <w:color w:val="59636E"/>
-        <w:sz w:val="18"/>
+        <w:noProof/>
+        <w:color w:val="59636E"/>
+        <w:sz w:val="16"/>
+        <w:szCs w:val="16"/>
+      </w:rPr>
+      <w:t>2</w:t>
+    </w:r>
+    <w:r>
+      <w:rPr>
+        <w:color w:val="59636E"/>
+        <w:sz w:val="16"/>
+        <w:szCs w:val="16"/>
       </w:rPr>
       <w:fldChar w:fldCharType="end"/>
     </w:r>
@@ -1011,23 +1157,127 @@
 <w:hdr xmlns:wpc="http://schemas.microsoft.com/office/word/2010/wordprocessingCanvas" xmlns:cx="http://schemas.microsoft.com/office/drawing/2014/chartex" xmlns:cx1="http://schemas.microsoft.com/office/drawing/2015/9/8/chartex" xmlns:cx2="http://schemas.microsoft.com/office/drawing/2015/10/21/chartex" xmlns:cx3="http://schemas.microsoft.com/office/drawing/2016/5/9/chartex" xmlns:cx4="http://schemas.microsoft.com/office/drawing/2016/5/10/chartex" xmlns:cx5="http://schemas.microsoft.com/office/drawing/2016/5/11/chartex" xmlns:cx6="http://schemas.microsoft.com/office/drawing/2016/5/12/chartex" xmlns:cx7="http://schemas.microsoft.com/office/drawing/2016/5/13/chartex" xmlns:cx8="http://schemas.microsoft.com/office/drawing/2016/5/14/chartex" xmlns:mc="http://schemas.openxmlformats.org/markup-compatibility/2006" xmlns:aink="http://schemas.microsoft.com/office/drawing/2016/ink" xmlns:am3d="http://schemas.microsoft.com/office/drawing/2017/model3d" xmlns:o="urn:schemas-microsoft-com:office:office" xmlns:oel="http://schemas.microsoft.com/office/2019/extlst" xmlns:r="http://schemas.openxmlformats.org/officeDocument/2006/relationships" xmlns:m="http://schemas.openxmlformats.org/officeDocument/2006/math" xmlns:v="urn:schemas-microsoft-com:vml" xmlns:wp14="http://schemas.microsoft.com/office/word/2010/wordprocessingDrawing" xmlns:wp="http://schemas.openxmlformats.org/drawingml/2006/wordprocessingDrawing" xmlns:w10="urn:schemas-microsoft-com:office:word" xmlns:w="http://schemas.openxmlformats.org/wordprocessingml/2006/main" xmlns:w14="http://schemas.microsoft.com/office/word/2010/wordml" xmlns:w15="http://schemas.microsoft.com/office/word/2012/wordml" xmlns:w16cex="http://schemas.microsoft.com/office/word/2018/wordml/cex" xmlns:w16cid="http://schemas.microsoft.com/office/word/2016/wordml/cid" xmlns:w16="http://schemas.microsoft.com/office/word/2018/wordml" xmlns:w16du="http://schemas.microsoft.com/office/word/2023/wordml/word16du" xmlns:w16sdtdh="http://schemas.microsoft.com/office/word/2020/wordml/sdtdatahash" xmlns:w16sdtfl="http://schemas.microsoft.com/office/word/2024/wordml/sdtformatlock" xmlns:w16se="http://schemas.microsoft.com/office/word/2015/wordml/symex" xmlns:wpg="http://schemas.microsoft.com/office/word/2010/wordprocessingGroup" xmlns:wpi="http://schemas.microsoft.com/office/word/2010/wordprocessingInk" xmlns:wne="http://schemas.microsoft.com/office/word/2006/wordml" xmlns:wps="http://schemas.microsoft.com/office/word/2010/wordprocessingShape" mc:Ignorable="w14 w15 w16se w16cid w16 w16cex w16sdtdh w16sdtfl w16du wp14">
   <w:p>
     <w:pPr>
-      <w:pStyle w:val="Header"/>
-      <w:jc w:val="left"/>
-      <w:rPr>
-        <w:sz w:val="18"/>
-        <w:szCs w:val="18"/>
-        <w:lang w:val="en-US"/>
-      </w:rPr>
+      <w:pStyle w:val="Koptekst"/>
+      <w:jc w:val="right"/>
     </w:pPr>
     <w:r>
       <w:rPr>
-        <w:rFonts w:ascii="Arial" w:hAnsi="Arial" w:cs="Arial" w:eastAsia="Arial"/>
-        <w:b w:val="0"/>
-        <w:color w:val="59636E"/>
-        <w:sz w:val="18"/>
-        <w:lang w:val="en-US"/>
-      </w:rPr>
-      <w:t>PARADISE (S71769) — eCRF 03: Toestemmingsformulier sitepersoneel</w:t>
+        <w:noProof/>
+      </w:rPr>
+      <w:drawing>
+        <wp:anchor distT="0" distB="0" distL="114300" distR="114300" simplePos="0" relativeHeight="251658240" behindDoc="1" locked="0" layoutInCell="1" allowOverlap="1" wp14:anchorId="755D2A89" wp14:editId="42F71064">
+          <wp:simplePos x="0" y="0"/>
+          <wp:positionH relativeFrom="margin">
+            <wp:align>left</wp:align>
+          </wp:positionH>
+          <wp:positionV relativeFrom="paragraph">
+            <wp:posOffset>-20955</wp:posOffset>
+          </wp:positionV>
+          <wp:extent cx="1615079" cy="720000"/>
+          <wp:effectExtent l="0" t="0" r="0" b="0"/>
+          <wp:wrapTight wrapText="bothSides">
+            <wp:wrapPolygon edited="0">
+              <wp:start x="510" y="1716"/>
+              <wp:lineTo x="255" y="5719"/>
+              <wp:lineTo x="764" y="20018"/>
+              <wp:lineTo x="8664" y="20018"/>
+              <wp:lineTo x="13250" y="18874"/>
+              <wp:lineTo x="20895" y="14298"/>
+              <wp:lineTo x="20895" y="9151"/>
+              <wp:lineTo x="14015" y="4004"/>
+              <wp:lineTo x="8664" y="1716"/>
+              <wp:lineTo x="510" y="1716"/>
+            </wp:wrapPolygon>
+          </wp:wrapTight>
+          <wp:docPr id="1820294796" name="Afbeelding 5"/>
+          <wp:cNvGraphicFramePr>
+            <a:graphicFrameLocks xmlns:a="http://schemas.openxmlformats.org/drawingml/2006/main" noChangeAspect="1"/>
+          </wp:cNvGraphicFramePr>
+          <a:graphic xmlns:a="http://schemas.openxmlformats.org/drawingml/2006/main">
+            <a:graphicData uri="http://schemas.openxmlformats.org/drawingml/2006/picture">
+              <pic:pic xmlns:pic="http://schemas.openxmlformats.org/drawingml/2006/picture">
+                <pic:nvPicPr>
+                  <pic:cNvPr id="1820294796" name="Afbeelding 1820294796"/>
+                  <pic:cNvPicPr/>
+                </pic:nvPicPr>
+                <pic:blipFill>
+                  <a:blip r:embed="rIdTplImgA">
+                    <a:extLst>
+                      <a:ext uri="{28A0092B-C50C-407E-A947-70E740481C1C}">
+                        <a14:useLocalDpi xmlns:a14="http://schemas.microsoft.com/office/drawing/2010/main" val="0"/>
+                      </a:ext>
+                    </a:extLst>
+                  </a:blip>
+                  <a:stretch>
+                    <a:fillRect/>
+                  </a:stretch>
+                </pic:blipFill>
+                <pic:spPr>
+                  <a:xfrm>
+                    <a:off x="0" y="0"/>
+                    <a:ext cx="1615079" cy="720000"/>
+                  </a:xfrm>
+                  <a:prstGeom prst="rect">
+                    <a:avLst/>
+                  </a:prstGeom>
+                </pic:spPr>
+              </pic:pic>
+            </a:graphicData>
+          </a:graphic>
+          <wp14:sizeRelH relativeFrom="page">
+            <wp14:pctWidth>0</wp14:pctWidth>
+          </wp14:sizeRelH>
+          <wp14:sizeRelV relativeFrom="page">
+            <wp14:pctHeight>0</wp14:pctHeight>
+          </wp14:sizeRelV>
+        </wp:anchor>
+      </w:drawing>
+    </w:r>
+    <w:r>
+      <w:rPr>
+        <w:noProof/>
+      </w:rPr>
+      <w:drawing>
+        <wp:inline distT="0" distB="0" distL="0" distR="0" wp14:anchorId="4E8F3C53" wp14:editId="680A2799">
+          <wp:extent cx="2525825" cy="720000"/>
+          <wp:effectExtent l="0" t="0" r="0" b="4445"/>
+          <wp:docPr id="328170997" name="Afbeelding 6"/>
+          <wp:cNvGraphicFramePr>
+            <a:graphicFrameLocks xmlns:a="http://schemas.openxmlformats.org/drawingml/2006/main" noChangeAspect="1"/>
+          </wp:cNvGraphicFramePr>
+          <a:graphic xmlns:a="http://schemas.openxmlformats.org/drawingml/2006/main">
+            <a:graphicData uri="http://schemas.openxmlformats.org/drawingml/2006/picture">
+              <pic:pic xmlns:pic="http://schemas.openxmlformats.org/drawingml/2006/picture">
+                <pic:nvPicPr>
+                  <pic:cNvPr id="328170997" name="Afbeelding 328170997"/>
+                  <pic:cNvPicPr/>
+                </pic:nvPicPr>
+                <pic:blipFill>
+                  <a:blip r:embed="rIdTplImgB">
+                    <a:extLst>
+                      <a:ext uri="{28A0092B-C50C-407E-A947-70E740481C1C}">
+                        <a14:useLocalDpi xmlns:a14="http://schemas.microsoft.com/office/drawing/2010/main" val="0"/>
+                      </a:ext>
+                    </a:extLst>
+                  </a:blip>
+                  <a:stretch>
+                    <a:fillRect/>
+                  </a:stretch>
+                </pic:blipFill>
+                <pic:spPr>
+                  <a:xfrm>
+                    <a:off x="0" y="0"/>
+                    <a:ext cx="2525825" cy="720000"/>
+                  </a:xfrm>
+                  <a:prstGeom prst="rect">
+                    <a:avLst/>
+                  </a:prstGeom>
+                </pic:spPr>
+              </pic:pic>
+            </a:graphicData>
+          </a:graphic>
+        </wp:inline>
+      </w:drawing>
     </w:r>
   </w:p>
 </w:hdr>

--- a/(e)CRF/Per nummer/03_Toestemmingsformulier sitepersoneel.docx
+++ b/(e)CRF/Per nummer/03_Toestemmingsformulier sitepersoneel.docx
@@ -795,7 +795,7 @@
         <wp:anchor distT="0" distB="0" distL="114300" distR="114300" simplePos="0" relativeHeight="251659264" behindDoc="0" locked="0" layoutInCell="1" allowOverlap="1" wp14:anchorId="4A8142CD" wp14:editId="6CB4EA88">
           <wp:simplePos x="0" y="0"/>
           <wp:positionH relativeFrom="column">
-            <wp:posOffset>5527362</wp:posOffset>
+            <wp:posOffset>5351825</wp:posOffset>
           </wp:positionH>
           <wp:positionV relativeFrom="paragraph">
             <wp:posOffset>66098</wp:posOffset>

--- a/(e)CRF/Per nummer/03_Toestemmingsformulier sitepersoneel.docx
+++ b/(e)CRF/Per nummer/03_Toestemmingsformulier sitepersoneel.docx
@@ -1,6 +1,6 @@
 
 <file path=word/document.xml><?xml version="1.0" encoding="utf-8"?>
-<w:document xmlns:wpc="http://schemas.microsoft.com/office/word/2010/wordprocessingCanvas" xmlns:cx="http://schemas.microsoft.com/office/drawing/2014/chartex" xmlns:cx1="http://schemas.microsoft.com/office/drawing/2015/9/8/chartex" xmlns:cx2="http://schemas.microsoft.com/office/drawing/2015/10/21/chartex" xmlns:cx3="http://schemas.microsoft.com/office/drawing/2016/5/9/chartex" xmlns:cx4="http://schemas.microsoft.com/office/drawing/2016/5/10/chartex" xmlns:cx5="http://schemas.microsoft.com/office/drawing/2016/5/11/chartex" xmlns:cx6="http://schemas.microsoft.com/office/drawing/2016/5/12/chartex" xmlns:cx7="http://schemas.microsoft.com/office/drawing/2016/5/13/chartex" xmlns:cx8="http://schemas.microsoft.com/office/drawing/2016/5/14/chartex" xmlns:mc="http://schemas.openxmlformats.org/markup-compatibility/2006" xmlns:aink="http://schemas.microsoft.com/office/drawing/2016/ink" xmlns:am3d="http://schemas.microsoft.com/office/drawing/2017/model3d" xmlns:o="urn:schemas-microsoft-com:office:office" xmlns:oel="http://schemas.microsoft.com/office/2019/extlst" xmlns:r="http://schemas.openxmlformats.org/officeDocument/2006/relationships" xmlns:m="http://schemas.openxmlformats.org/officeDocument/2006/math" xmlns:v="urn:schemas-microsoft-com:vml" xmlns:wp14="http://schemas.microsoft.com/office/word/2010/wordprocessingDrawing" xmlns:wp="http://schemas.openxmlformats.org/drawingml/2006/wordprocessingDrawing" xmlns:w10="urn:schemas-microsoft-com:office:word" xmlns:w="http://schemas.openxmlformats.org/wordprocessingml/2006/main" xmlns:w14="http://schemas.microsoft.com/office/word/2010/wordml" xmlns:w15="http://schemas.microsoft.com/office/word/2012/wordml" xmlns:w16cex="http://schemas.microsoft.com/office/word/2018/wordml/cex" xmlns:w16cid="http://schemas.microsoft.com/office/word/2016/wordml/cid" xmlns:w16="http://schemas.microsoft.com/office/word/2018/wordml" xmlns:w16du="http://schemas.microsoft.com/office/word/2023/wordml/word16du" xmlns:w16sdtdh="http://schemas.microsoft.com/office/word/2020/wordml/sdtdatahash" xmlns:w16sdtfl="http://schemas.microsoft.com/office/word/2024/wordml/sdtformatlock" xmlns:w16se="http://schemas.microsoft.com/office/word/2015/wordml/symex" xmlns:wpg="http://schemas.microsoft.com/office/word/2010/wordprocessingGroup" xmlns:wpi="http://schemas.microsoft.com/office/word/2010/wordprocessingInk" xmlns:wne="http://schemas.microsoft.com/office/word/2006/wordml" xmlns:wps="http://schemas.microsoft.com/office/word/2010/wordprocessingShape" mc:Ignorable="w14 w15 w16se w16cid w16 w16cex w16sdtdh w16sdtfl w16du wp14">
+<w:document xmlns:wpc="http://schemas.microsoft.com/office/word/2010/wordprocessingCanvas" xmlns:cx="http://schemas.microsoft.com/office/drawing/2014/chartex" xmlns:cx1="http://schemas.microsoft.com/office/drawing/2015/9/8/chartex" xmlns:cx2="http://schemas.microsoft.com/office/drawing/2015/10/21/chartex" xmlns:cx3="http://schemas.microsoft.com/office/drawing/2016/5/9/chartex" xmlns:cx4="http://schemas.microsoft.com/office/drawing/2016/5/10/chartex" xmlns:cx5="http://schemas.microsoft.com/office/drawing/2016/5/11/chartex" xmlns:cx6="http://schemas.microsoft.com/office/drawing/2016/5/12/chartex" xmlns:cx7="http://schemas.microsoft.com/office/drawing/2016/5/13/chartex" xmlns:cx8="http://schemas.microsoft.com/office/drawing/2016/5/14/chartex" xmlns:mc="http://schemas.openxmlformats.org/markup-compatibility/2006" xmlns:aink="http://schemas.microsoft.com/office/drawing/2016/ink" xmlns:am3d="http://schemas.microsoft.com/office/drawing/2017/model3d" xmlns:o="urn:schemas-microsoft-com:office:office" xmlns:oel="http://schemas.microsoft.com/office/2019/extlst" xmlns:r="http://schemas.openxmlformats.org/officeDocument/2006/relationships" xmlns:m="http://schemas.openxmlformats.org/officeDocument/2006/math" xmlns:v="urn:schemas-microsoft-com:vml" xmlns:wp14="http://schemas.microsoft.com/office/word/2010/wordprocessingDrawing" xmlns:wp="http://schemas.openxmlformats.org/drawingml/2006/wordprocessingDrawing" xmlns:w10="urn:schemas-microsoft-com:office:word" xmlns:w="http://schemas.openxmlformats.org/wordprocessingml/2006/main" xmlns:w14="http://schemas.microsoft.com/office/word/2010/wordml" xmlns:w15="http://schemas.microsoft.com/office/word/2012/wordml" xmlns:w16cei="http://schemas.microsoft.com/office/word/2026/wordml/cei" xmlns:w16cex="http://schemas.microsoft.com/office/word/2018/wordml/cex" xmlns:w16cid="http://schemas.microsoft.com/office/word/2016/wordml/cid" xmlns:w16="http://schemas.microsoft.com/office/word/2018/wordml" xmlns:w16du="http://schemas.microsoft.com/office/word/2023/wordml/word16du" xmlns:w16sdtdh="http://schemas.microsoft.com/office/word/2020/wordml/sdtdatahash" xmlns:w16sdtfl="http://schemas.microsoft.com/office/word/2024/wordml/sdtformatlock" xmlns:w16se="http://schemas.microsoft.com/office/word/2015/wordml/symex" xmlns:wpg="http://schemas.microsoft.com/office/word/2010/wordprocessingGroup" xmlns:wpi="http://schemas.microsoft.com/office/word/2010/wordprocessingInk" xmlns:wne="http://schemas.microsoft.com/office/word/2006/wordml" xmlns:wps="http://schemas.microsoft.com/office/word/2010/wordprocessingShape" mc:Ignorable="w14 w15 w16se w16cid w16 w16cex w16sdtdh w16sdtfl w16du wp14">
   <w:body>
     <w:p>
       <w:pPr>
@@ -11,49 +11,86 @@
         <w:jc w:val="center"/>
         <w:rPr>
           <w:rFonts w:ascii="Calibri" w:hAnsi="Calibri" w:cs="Calibri"/>
-          <w:b w:val="1"/>
-          <w:bCs w:val="1"/>
+          <w:b/>
+          <w:bCs/>
           <w:color w:val="000000" w:themeColor="text1"/>
           <w:sz w:val="28"/>
           <w:szCs w:val="28"/>
-          <w:lang w:val="en-US"/>
         </w:rPr>
       </w:pPr>
       <w:r>
         <w:rPr>
-          <w:rFonts w:ascii="Arial" w:hAnsi="Arial" w:cs="Arial" w:eastAsia="Arial"/>
-          <w:b w:val="1"/>
-          <w:bCs w:val="1"/>
+          <w:b/>
+          <w:bCs/>
           <w:color w:val="123A5F"/>
           <w:sz w:val="28"/>
           <w:szCs w:val="28"/>
-          <w:lang w:val="en-US"/>
         </w:rPr>
         <w:t xml:space="preserve">Appendix </w:t>
       </w:r>
       <w:r>
         <w:rPr>
-          <w:rFonts w:ascii="Arial" w:hAnsi="Arial" w:cs="Arial" w:eastAsia="Arial"/>
-          <w:b w:val="1"/>
-          <w:bCs w:val="1"/>
+          <w:b/>
+          <w:bCs/>
           <w:color w:val="123A5F"/>
           <w:sz w:val="28"/>
           <w:szCs w:val="28"/>
-          <w:lang w:val="en-US"/>
         </w:rPr>
         <w:t>3</w:t>
       </w:r>
       <w:r>
         <w:rPr>
-          <w:rFonts w:ascii="Arial" w:hAnsi="Arial" w:cs="Arial" w:eastAsia="Arial"/>
-          <w:b w:val="1"/>
-          <w:bCs w:val="1"/>
+          <w:b/>
+          <w:bCs/>
           <w:color w:val="123A5F"/>
           <w:sz w:val="28"/>
           <w:szCs w:val="28"/>
-          <w:lang w:val="en-US"/>
         </w:rPr>
-        <w:t>: Designated site personnel form</w:t>
+        <w:t xml:space="preserve">: </w:t>
+      </w:r>
+      <w:proofErr w:type="spellStart"/>
+      <w:r>
+        <w:rPr>
+          <w:b/>
+          <w:bCs/>
+          <w:color w:val="123A5F"/>
+          <w:sz w:val="28"/>
+          <w:szCs w:val="28"/>
+        </w:rPr>
+        <w:t>Designated</w:t>
+      </w:r>
+      <w:proofErr w:type="spellEnd"/>
+      <w:r>
+        <w:rPr>
+          <w:b/>
+          <w:bCs/>
+          <w:color w:val="123A5F"/>
+          <w:sz w:val="28"/>
+          <w:szCs w:val="28"/>
+        </w:rPr>
+        <w:t xml:space="preserve"> site </w:t>
+      </w:r>
+      <w:proofErr w:type="spellStart"/>
+      <w:r>
+        <w:rPr>
+          <w:b/>
+          <w:bCs/>
+          <w:color w:val="123A5F"/>
+          <w:sz w:val="28"/>
+          <w:szCs w:val="28"/>
+        </w:rPr>
+        <w:t>personnel</w:t>
+      </w:r>
+      <w:proofErr w:type="spellEnd"/>
+      <w:r>
+        <w:rPr>
+          <w:b/>
+          <w:bCs/>
+          <w:color w:val="123A5F"/>
+          <w:sz w:val="28"/>
+          <w:szCs w:val="28"/>
+        </w:rPr>
+        <w:t xml:space="preserve"> form</w:t>
       </w:r>
     </w:p>
     <w:p>
@@ -70,7 +107,6 @@
       </w:pPr>
       <w:r>
         <w:rPr>
-          <w:rFonts w:ascii="Arial" w:hAnsi="Arial" w:cs="Arial" w:eastAsia="Arial"/>
           <w:color w:val="24303B"/>
           <w:sz w:val="24"/>
           <w:szCs w:val="24"/>
@@ -79,7 +115,6 @@
       </w:r>
       <w:r>
         <w:rPr>
-          <w:rFonts w:ascii="Arial" w:hAnsi="Arial" w:cs="Arial" w:eastAsia="Arial"/>
           <w:color w:val="24303B"/>
           <w:sz w:val="24"/>
           <w:szCs w:val="24"/>
@@ -101,7 +136,6 @@
       </w:pPr>
       <w:r>
         <w:rPr>
-          <w:rFonts w:ascii="Arial" w:hAnsi="Arial" w:cs="Arial" w:eastAsia="Arial"/>
           <w:color w:val="24303B"/>
           <w:sz w:val="24"/>
           <w:szCs w:val="24"/>
@@ -110,26 +144,12 @@
       </w:r>
       <w:r>
         <w:rPr>
-          <w:rFonts w:ascii="Arial" w:hAnsi="Arial" w:cs="Arial" w:eastAsia="Arial"/>
           <w:color w:val="24303B"/>
           <w:sz w:val="24"/>
           <w:szCs w:val="24"/>
         </w:rPr>
         <w:tab/>
       </w:r>
-    </w:p>
-    <w:p>
-      <w:pPr>
-        <w:tabs>
-          <w:tab w:val="left" w:leader="dot" w:pos="8505"/>
-        </w:tabs>
-        <w:spacing w:after="0" w:line="360" w:lineRule="auto"/>
-        <w:rPr>
-          <w:rFonts w:ascii="Calibri" w:hAnsi="Calibri" w:cs="Calibri"/>
-          <w:sz w:val="24"/>
-          <w:szCs w:val="24"/>
-        </w:rPr>
-      </w:pPr>
     </w:p>
     <w:p>
       <w:pPr>
@@ -142,7 +162,6 @@
       </w:pPr>
       <w:r>
         <w:rPr>
-          <w:rFonts w:ascii="Arial" w:hAnsi="Arial" w:cs="Arial" w:eastAsia="Arial"/>
           <w:color w:val="24303B"/>
           <w:sz w:val="24"/>
           <w:szCs w:val="24"/>
@@ -152,7 +171,7 @@
     </w:p>
     <w:tbl>
       <w:tblPr>
-        <w:tblStyle w:val="TableGrid"/>
+        <w:tblStyle w:val="Tabelraster"/>
         <w:tblW w:w="0" w:type="auto"/>
         <w:tblLook w:val="04A0" w:firstRow="1" w:lastRow="0" w:firstColumn="1" w:lastColumn="0" w:noHBand="0" w:noVBand="1"/>
       </w:tblPr>
@@ -177,7 +196,6 @@
             </w:pPr>
             <w:r>
               <w:rPr>
-                <w:rFonts w:ascii="Arial" w:hAnsi="Arial" w:cs="Arial" w:eastAsia="Arial"/>
                 <w:color w:val="24303B"/>
                 <w:sz w:val="24"/>
                 <w:szCs w:val="24"/>
@@ -241,7 +259,6 @@
             </w:pPr>
             <w:r>
               <w:rPr>
-                <w:rFonts w:ascii="Arial" w:hAnsi="Arial" w:cs="Arial" w:eastAsia="Arial"/>
                 <w:color w:val="24303B"/>
                 <w:sz w:val="24"/>
                 <w:szCs w:val="24"/>
@@ -305,7 +322,6 @@
             </w:pPr>
             <w:r>
               <w:rPr>
-                <w:rFonts w:ascii="Arial" w:hAnsi="Arial" w:cs="Arial" w:eastAsia="Arial"/>
                 <w:color w:val="24303B"/>
                 <w:sz w:val="24"/>
                 <w:szCs w:val="24"/>
@@ -326,7 +342,6 @@
             </w:pPr>
             <w:r>
               <w:rPr>
-                <w:rFonts w:ascii="Arial" w:hAnsi="Arial" w:cs="Arial" w:eastAsia="Arial"/>
                 <w:color w:val="24303B"/>
                 <w:sz w:val="24"/>
                 <w:szCs w:val="24"/>
@@ -378,7 +393,6 @@
             </w:pPr>
             <w:r>
               <w:rPr>
-                <w:rFonts w:ascii="Arial" w:hAnsi="Arial" w:cs="Arial" w:eastAsia="Arial"/>
                 <w:color w:val="24303B"/>
                 <w:sz w:val="24"/>
                 <w:szCs w:val="24"/>
@@ -399,7 +413,6 @@
             </w:pPr>
             <w:r>
               <w:rPr>
-                <w:rFonts w:ascii="Arial" w:hAnsi="Arial" w:cs="Arial" w:eastAsia="Arial"/>
                 <w:color w:val="24303B"/>
                 <w:sz w:val="24"/>
                 <w:szCs w:val="24"/>
@@ -455,7 +468,6 @@
       </w:pPr>
       <w:r>
         <w:rPr>
-          <w:rFonts w:ascii="Arial" w:hAnsi="Arial" w:cs="Arial" w:eastAsia="Arial"/>
           <w:color w:val="24303B"/>
           <w:sz w:val="24"/>
           <w:szCs w:val="24"/>
@@ -464,7 +476,6 @@
       </w:r>
       <w:r>
         <w:rPr>
-          <w:rFonts w:ascii="Arial" w:hAnsi="Arial" w:cs="Arial" w:eastAsia="Arial"/>
           <w:color w:val="24303B"/>
           <w:sz w:val="24"/>
           <w:szCs w:val="24"/>
@@ -473,7 +484,6 @@
       </w:r>
       <w:r>
         <w:rPr>
-          <w:rFonts w:ascii="Arial" w:hAnsi="Arial" w:cs="Arial" w:eastAsia="Arial"/>
           <w:color w:val="24303B"/>
           <w:sz w:val="24"/>
           <w:szCs w:val="24"/>
@@ -483,7 +493,7 @@
     </w:p>
     <w:tbl>
       <w:tblPr>
-        <w:tblStyle w:val="TableGrid"/>
+        <w:tblStyle w:val="Tabelraster"/>
         <w:tblW w:w="0" w:type="auto"/>
         <w:tblLook w:val="04A0" w:firstRow="1" w:lastRow="0" w:firstColumn="1" w:lastColumn="0" w:noHBand="0" w:noVBand="1"/>
       </w:tblPr>
@@ -508,7 +518,6 @@
             </w:pPr>
             <w:r>
               <w:rPr>
-                <w:rFonts w:ascii="Arial" w:hAnsi="Arial" w:cs="Arial" w:eastAsia="Arial"/>
                 <w:color w:val="24303B"/>
                 <w:sz w:val="24"/>
                 <w:szCs w:val="24"/>
@@ -572,7 +581,6 @@
             </w:pPr>
             <w:r>
               <w:rPr>
-                <w:rFonts w:ascii="Arial" w:hAnsi="Arial" w:cs="Arial" w:eastAsia="Arial"/>
                 <w:color w:val="24303B"/>
                 <w:sz w:val="24"/>
                 <w:szCs w:val="24"/>
@@ -636,7 +644,6 @@
             </w:pPr>
             <w:r>
               <w:rPr>
-                <w:rFonts w:ascii="Arial" w:hAnsi="Arial" w:cs="Arial" w:eastAsia="Arial"/>
                 <w:color w:val="24303B"/>
                 <w:sz w:val="24"/>
                 <w:szCs w:val="24"/>
@@ -700,7 +707,6 @@
             </w:pPr>
             <w:r>
               <w:rPr>
-                <w:rFonts w:ascii="Arial" w:hAnsi="Arial" w:cs="Arial" w:eastAsia="Arial"/>
                 <w:color w:val="24303B"/>
                 <w:sz w:val="24"/>
                 <w:szCs w:val="24"/>
@@ -749,9 +755,9 @@
     </w:tbl>
     <w:p/>
     <w:sectPr>
-      <w:headerReference w:type="default" r:id="rId6"/>
-      <w:footerReference w:type="default" r:id="rId7"/>
-      <w:pgSz w:w="11906" w:h="16838" w:orient="portrait"/>
+      <w:headerReference w:type="default" r:id="rId9"/>
+      <w:footerReference w:type="default" r:id="rId10"/>
+      <w:pgSz w:w="11906" w:h="16838"/>
       <w:pgMar w:top="1440" w:right="1440" w:bottom="1440" w:left="1440" w:header="708" w:footer="708" w:gutter="0"/>
       <w:cols w:space="708"/>
       <w:docGrid w:linePitch="360"/>
@@ -761,7 +767,7 @@
 </file>
 
 <file path=word/endnotes.xml><?xml version="1.0" encoding="utf-8"?>
-<w:endnotes xmlns:wpc="http://schemas.microsoft.com/office/word/2010/wordprocessingCanvas" xmlns:cx="http://schemas.microsoft.com/office/drawing/2014/chartex" xmlns:cx1="http://schemas.microsoft.com/office/drawing/2015/9/8/chartex" xmlns:cx2="http://schemas.microsoft.com/office/drawing/2015/10/21/chartex" xmlns:cx3="http://schemas.microsoft.com/office/drawing/2016/5/9/chartex" xmlns:cx4="http://schemas.microsoft.com/office/drawing/2016/5/10/chartex" xmlns:cx5="http://schemas.microsoft.com/office/drawing/2016/5/11/chartex" xmlns:cx6="http://schemas.microsoft.com/office/drawing/2016/5/12/chartex" xmlns:cx7="http://schemas.microsoft.com/office/drawing/2016/5/13/chartex" xmlns:cx8="http://schemas.microsoft.com/office/drawing/2016/5/14/chartex" xmlns:mc="http://schemas.openxmlformats.org/markup-compatibility/2006" xmlns:aink="http://schemas.microsoft.com/office/drawing/2016/ink" xmlns:am3d="http://schemas.microsoft.com/office/drawing/2017/model3d" xmlns:o="urn:schemas-microsoft-com:office:office" xmlns:oel="http://schemas.microsoft.com/office/2019/extlst" xmlns:r="http://schemas.openxmlformats.org/officeDocument/2006/relationships" xmlns:m="http://schemas.openxmlformats.org/officeDocument/2006/math" xmlns:v="urn:schemas-microsoft-com:vml" xmlns:wp14="http://schemas.microsoft.com/office/word/2010/wordprocessingDrawing" xmlns:wp="http://schemas.openxmlformats.org/drawingml/2006/wordprocessingDrawing" xmlns:w10="urn:schemas-microsoft-com:office:word" xmlns:w="http://schemas.openxmlformats.org/wordprocessingml/2006/main" xmlns:w14="http://schemas.microsoft.com/office/word/2010/wordml" xmlns:w15="http://schemas.microsoft.com/office/word/2012/wordml" xmlns:w16cex="http://schemas.microsoft.com/office/word/2018/wordml/cex" xmlns:w16cid="http://schemas.microsoft.com/office/word/2016/wordml/cid" xmlns:w16="http://schemas.microsoft.com/office/word/2018/wordml" xmlns:w16du="http://schemas.microsoft.com/office/word/2023/wordml/word16du" xmlns:w16sdtdh="http://schemas.microsoft.com/office/word/2020/wordml/sdtdatahash" xmlns:w16sdtfl="http://schemas.microsoft.com/office/word/2024/wordml/sdtformatlock" xmlns:w16se="http://schemas.microsoft.com/office/word/2015/wordml/symex" xmlns:wpg="http://schemas.microsoft.com/office/word/2010/wordprocessingGroup" xmlns:wpi="http://schemas.microsoft.com/office/word/2010/wordprocessingInk" xmlns:wne="http://schemas.microsoft.com/office/word/2006/wordml" xmlns:wps="http://schemas.microsoft.com/office/word/2010/wordprocessingShape" mc:Ignorable="w14 w15 w16se w16cid w16 w16cex w16sdtdh w16sdtfl w16du wp14">
+<w:endnotes xmlns:wpc="http://schemas.microsoft.com/office/word/2010/wordprocessingCanvas" xmlns:cx="http://schemas.microsoft.com/office/drawing/2014/chartex" xmlns:cx1="http://schemas.microsoft.com/office/drawing/2015/9/8/chartex" xmlns:cx2="http://schemas.microsoft.com/office/drawing/2015/10/21/chartex" xmlns:cx3="http://schemas.microsoft.com/office/drawing/2016/5/9/chartex" xmlns:cx4="http://schemas.microsoft.com/office/drawing/2016/5/10/chartex" xmlns:cx5="http://schemas.microsoft.com/office/drawing/2016/5/11/chartex" xmlns:cx6="http://schemas.microsoft.com/office/drawing/2016/5/12/chartex" xmlns:cx7="http://schemas.microsoft.com/office/drawing/2016/5/13/chartex" xmlns:cx8="http://schemas.microsoft.com/office/drawing/2016/5/14/chartex" xmlns:mc="http://schemas.openxmlformats.org/markup-compatibility/2006" xmlns:aink="http://schemas.microsoft.com/office/drawing/2016/ink" xmlns:am3d="http://schemas.microsoft.com/office/drawing/2017/model3d" xmlns:o="urn:schemas-microsoft-com:office:office" xmlns:oel="http://schemas.microsoft.com/office/2019/extlst" xmlns:r="http://schemas.openxmlformats.org/officeDocument/2006/relationships" xmlns:m="http://schemas.openxmlformats.org/officeDocument/2006/math" xmlns:v="urn:schemas-microsoft-com:vml" xmlns:wp14="http://schemas.microsoft.com/office/word/2010/wordprocessingDrawing" xmlns:wp="http://schemas.openxmlformats.org/drawingml/2006/wordprocessingDrawing" xmlns:w10="urn:schemas-microsoft-com:office:word" xmlns:w="http://schemas.openxmlformats.org/wordprocessingml/2006/main" xmlns:w14="http://schemas.microsoft.com/office/word/2010/wordml" xmlns:w15="http://schemas.microsoft.com/office/word/2012/wordml" xmlns:w16cei="http://schemas.microsoft.com/office/word/2026/wordml/cei" xmlns:w16cex="http://schemas.microsoft.com/office/word/2018/wordml/cex" xmlns:w16cid="http://schemas.microsoft.com/office/word/2016/wordml/cid" xmlns:w16="http://schemas.microsoft.com/office/word/2018/wordml" xmlns:w16du="http://schemas.microsoft.com/office/word/2023/wordml/word16du" xmlns:w16sdtdh="http://schemas.microsoft.com/office/word/2020/wordml/sdtdatahash" xmlns:w16sdtfl="http://schemas.microsoft.com/office/word/2024/wordml/sdtformatlock" xmlns:w16se="http://schemas.microsoft.com/office/word/2015/wordml/symex" xmlns:wpg="http://schemas.microsoft.com/office/word/2010/wordprocessingGroup" xmlns:wpi="http://schemas.microsoft.com/office/word/2010/wordprocessingInk" xmlns:wne="http://schemas.microsoft.com/office/word/2006/wordml" xmlns:wps="http://schemas.microsoft.com/office/word/2010/wordprocessingShape" mc:Ignorable="w14 w15 w16se w16cid w16 w16cex w16sdtdh w16sdtfl w16du wp14">
   <w:endnote w:type="separator" w:id="-1">
     <w:p>
       <w:pPr>
@@ -780,7 +786,7 @@
 </file>
 
 <file path=word/footer1.xml><?xml version="1.0" encoding="utf-8"?>
-<w:ftr xmlns:wpc="http://schemas.microsoft.com/office/word/2010/wordprocessingCanvas" xmlns:cx="http://schemas.microsoft.com/office/drawing/2014/chartex" xmlns:cx1="http://schemas.microsoft.com/office/drawing/2015/9/8/chartex" xmlns:cx2="http://schemas.microsoft.com/office/drawing/2015/10/21/chartex" xmlns:cx3="http://schemas.microsoft.com/office/drawing/2016/5/9/chartex" xmlns:cx4="http://schemas.microsoft.com/office/drawing/2016/5/10/chartex" xmlns:cx5="http://schemas.microsoft.com/office/drawing/2016/5/11/chartex" xmlns:cx6="http://schemas.microsoft.com/office/drawing/2016/5/12/chartex" xmlns:cx7="http://schemas.microsoft.com/office/drawing/2016/5/13/chartex" xmlns:cx8="http://schemas.microsoft.com/office/drawing/2016/5/14/chartex" xmlns:mc="http://schemas.openxmlformats.org/markup-compatibility/2006" xmlns:aink="http://schemas.microsoft.com/office/drawing/2016/ink" xmlns:am3d="http://schemas.microsoft.com/office/drawing/2017/model3d" xmlns:o="urn:schemas-microsoft-com:office:office" xmlns:oel="http://schemas.microsoft.com/office/2019/extlst" xmlns:r="http://schemas.openxmlformats.org/officeDocument/2006/relationships" xmlns:m="http://schemas.openxmlformats.org/officeDocument/2006/math" xmlns:v="urn:schemas-microsoft-com:vml" xmlns:wp14="http://schemas.microsoft.com/office/word/2010/wordprocessingDrawing" xmlns:wp="http://schemas.openxmlformats.org/drawingml/2006/wordprocessingDrawing" xmlns:w10="urn:schemas-microsoft-com:office:word" xmlns:w="http://schemas.openxmlformats.org/wordprocessingml/2006/main" xmlns:w14="http://schemas.microsoft.com/office/word/2010/wordml" xmlns:w15="http://schemas.microsoft.com/office/word/2012/wordml" xmlns:w16cex="http://schemas.microsoft.com/office/word/2018/wordml/cex" xmlns:w16cid="http://schemas.microsoft.com/office/word/2016/wordml/cid" xmlns:w16="http://schemas.microsoft.com/office/word/2018/wordml" xmlns:w16du="http://schemas.microsoft.com/office/word/2023/wordml/word16du" xmlns:w16sdtdh="http://schemas.microsoft.com/office/word/2020/wordml/sdtdatahash" xmlns:w16sdtfl="http://schemas.microsoft.com/office/word/2024/wordml/sdtformatlock" xmlns:w16se="http://schemas.microsoft.com/office/word/2015/wordml/symex" xmlns:wpg="http://schemas.microsoft.com/office/word/2010/wordprocessingGroup" xmlns:wpi="http://schemas.microsoft.com/office/word/2010/wordprocessingInk" xmlns:wne="http://schemas.microsoft.com/office/word/2006/wordml" xmlns:wps="http://schemas.microsoft.com/office/word/2010/wordprocessingShape" mc:Ignorable="w14 w15 w16se w16cid w16 w16cex w16sdtdh w16sdtfl w16du wp14">
+<w:ftr xmlns:wpc="http://schemas.microsoft.com/office/word/2010/wordprocessingCanvas" xmlns:cx="http://schemas.microsoft.com/office/drawing/2014/chartex" xmlns:cx1="http://schemas.microsoft.com/office/drawing/2015/9/8/chartex" xmlns:cx2="http://schemas.microsoft.com/office/drawing/2015/10/21/chartex" xmlns:cx3="http://schemas.microsoft.com/office/drawing/2016/5/9/chartex" xmlns:cx4="http://schemas.microsoft.com/office/drawing/2016/5/10/chartex" xmlns:cx5="http://schemas.microsoft.com/office/drawing/2016/5/11/chartex" xmlns:cx6="http://schemas.microsoft.com/office/drawing/2016/5/12/chartex" xmlns:cx7="http://schemas.microsoft.com/office/drawing/2016/5/13/chartex" xmlns:cx8="http://schemas.microsoft.com/office/drawing/2016/5/14/chartex" xmlns:mc="http://schemas.openxmlformats.org/markup-compatibility/2006" xmlns:aink="http://schemas.microsoft.com/office/drawing/2016/ink" xmlns:am3d="http://schemas.microsoft.com/office/drawing/2017/model3d" xmlns:o="urn:schemas-microsoft-com:office:office" xmlns:oel="http://schemas.microsoft.com/office/2019/extlst" xmlns:r="http://schemas.openxmlformats.org/officeDocument/2006/relationships" xmlns:m="http://schemas.openxmlformats.org/officeDocument/2006/math" xmlns:v="urn:schemas-microsoft-com:vml" xmlns:wp14="http://schemas.microsoft.com/office/word/2010/wordprocessingDrawing" xmlns:wp="http://schemas.openxmlformats.org/drawingml/2006/wordprocessingDrawing" xmlns:w10="urn:schemas-microsoft-com:office:word" xmlns:w="http://schemas.openxmlformats.org/wordprocessingml/2006/main" xmlns:w14="http://schemas.microsoft.com/office/word/2010/wordml" xmlns:w15="http://schemas.microsoft.com/office/word/2012/wordml" xmlns:w16cei="http://schemas.microsoft.com/office/word/2026/wordml/cei" xmlns:w16cex="http://schemas.microsoft.com/office/word/2018/wordml/cex" xmlns:w16cid="http://schemas.microsoft.com/office/word/2016/wordml/cid" xmlns:w16="http://schemas.microsoft.com/office/word/2018/wordml" xmlns:w16du="http://schemas.microsoft.com/office/word/2023/wordml/word16du" xmlns:w16sdtdh="http://schemas.microsoft.com/office/word/2020/wordml/sdtdatahash" xmlns:w16sdtfl="http://schemas.microsoft.com/office/word/2024/wordml/sdtformatlock" xmlns:w16se="http://schemas.microsoft.com/office/word/2015/wordml/symex" xmlns:wpg="http://schemas.microsoft.com/office/word/2010/wordprocessingGroup" xmlns:wpi="http://schemas.microsoft.com/office/word/2010/wordprocessingInk" xmlns:wne="http://schemas.microsoft.com/office/word/2006/wordml" xmlns:wps="http://schemas.microsoft.com/office/word/2010/wordprocessingShape" mc:Ignorable="w14 w15 w16se w16cid w16 w16cex w16sdtdh w16sdtfl w16du wp14">
   <w:p>
     <w:pPr>
       <w:pBdr>
@@ -815,7 +821,7 @@
                   <pic:cNvPicPr/>
                 </pic:nvPicPr>
                 <pic:blipFill rotWithShape="1">
-                  <a:blip r:embed="rIdTplImgC">
+                  <a:blip r:embed="rId1">
                     <a:extLst>
                       <a:ext uri="{28A0092B-C50C-407E-A947-70E740481C1C}">
                         <a14:useLocalDpi xmlns:a14="http://schemas.microsoft.com/office/drawing/2010/main" val="0"/>
@@ -862,45 +868,8 @@
         <w:sz w:val="16"/>
         <w:szCs w:val="16"/>
       </w:rPr>
-      <w:t>PARADISE-</w:t>
+      <w:t xml:space="preserve">PARADISE-studie  ·  eCRF 03: Toestemmingsformulier sitepersoneel ·  Versie </w:t>
     </w:r>
-    <w:proofErr w:type="gramStart"/>
-    <w:r>
-      <w:rPr>
-        <w:color w:val="59636E"/>
-        <w:sz w:val="16"/>
-        <w:szCs w:val="16"/>
-      </w:rPr>
-      <w:t>studie  ·</w:t>
-    </w:r>
-    <w:proofErr w:type="gramEnd"/>
-    <w:r>
-      <w:rPr>
-        <w:color w:val="59636E"/>
-        <w:sz w:val="16"/>
-        <w:szCs w:val="16"/>
-      </w:rPr>
-      <w:t xml:space="preserve">  eCRF 03: Toestemmingsformulier sitepersoneel </w:t>
-    </w:r>
-    <w:proofErr w:type="gramStart"/>
-    <w:r>
-      <w:rPr>
-        <w:color w:val="59636E"/>
-        <w:sz w:val="16"/>
-        <w:szCs w:val="16"/>
-      </w:rPr>
-      <w:t>·</w:t>
-    </w:r>
-    <w:proofErr w:type="gramEnd"/>
-    <w:r>
-      <w:rPr>
-        <w:color w:val="59636E"/>
-        <w:sz w:val="16"/>
-        <w:szCs w:val="16"/>
-      </w:rPr>
-      <w:t xml:space="preserve">  Versie </w:t>
-    </w:r>
-    <w:proofErr w:type="gramStart"/>
     <w:r>
       <w:rPr>
         <w:i/>
@@ -921,7 +890,6 @@
       </w:rPr>
       <w:t>1.0</w:t>
     </w:r>
-    <w:proofErr w:type="gramEnd"/>
     <w:r>
       <w:rPr>
         <w:i/>
@@ -930,18 +898,7 @@
         <w:sz w:val="16"/>
         <w:szCs w:val="16"/>
       </w:rPr>
-      <w:t xml:space="preserve"> </w:t>
-    </w:r>
-    <w:proofErr w:type="gramStart"/>
-    <w:r>
-      <w:rPr>
-        <w:i/>
-        <w:iCs/>
-        <w:color w:val="59636E"/>
-        <w:sz w:val="16"/>
-        <w:szCs w:val="16"/>
-      </w:rPr>
-      <w:t>]</w:t>
+      <w:t xml:space="preserve"> ]</w:t>
     </w:r>
     <w:r>
       <w:rPr>
@@ -949,18 +906,8 @@
         <w:sz w:val="16"/>
         <w:szCs w:val="16"/>
       </w:rPr>
-      <w:t xml:space="preserve">  ·</w:t>
+      <w:t xml:space="preserve">  ·  </w:t>
     </w:r>
-    <w:proofErr w:type="gramEnd"/>
-    <w:r>
-      <w:rPr>
-        <w:color w:val="59636E"/>
-        <w:sz w:val="16"/>
-        <w:szCs w:val="16"/>
-      </w:rPr>
-      <w:t xml:space="preserve">  </w:t>
-    </w:r>
-    <w:proofErr w:type="gramStart"/>
     <w:r>
       <w:rPr>
         <w:i/>
@@ -979,29 +926,7 @@
         <w:sz w:val="16"/>
         <w:szCs w:val="16"/>
       </w:rPr>
-      <w:t>27</w:t>
-    </w:r>
-    <w:proofErr w:type="gramEnd"/>
-    <w:r>
-      <w:rPr>
-        <w:i/>
-        <w:iCs/>
-        <w:color w:val="59636E"/>
-        <w:sz w:val="16"/>
-        <w:szCs w:val="16"/>
-      </w:rPr>
-      <w:t>/07/</w:t>
-    </w:r>
-    <w:proofErr w:type="gramStart"/>
-    <w:r>
-      <w:rPr>
-        <w:i/>
-        <w:iCs/>
-        <w:color w:val="59636E"/>
-        <w:sz w:val="16"/>
-        <w:szCs w:val="16"/>
-      </w:rPr>
-      <w:t>2026</w:t>
+      <w:t>27/07/2026</w:t>
     </w:r>
     <w:r>
       <w:rPr>
@@ -1013,32 +938,13 @@
       </w:rPr>
       <w:t xml:space="preserve"> ]</w:t>
     </w:r>
-    <w:proofErr w:type="gramEnd"/>
     <w:r>
       <w:rPr>
         <w:color w:val="59636E"/>
         <w:sz w:val="16"/>
         <w:szCs w:val="16"/>
       </w:rPr>
-      <w:t xml:space="preserve">  </w:t>
-    </w:r>
-    <w:proofErr w:type="gramStart"/>
-    <w:r>
-      <w:rPr>
-        <w:color w:val="59636E"/>
-        <w:sz w:val="16"/>
-        <w:szCs w:val="16"/>
-      </w:rPr>
-      <w:t>·  Pagina</w:t>
-    </w:r>
-    <w:proofErr w:type="gramEnd"/>
-    <w:r>
-      <w:rPr>
-        <w:color w:val="59636E"/>
-        <w:sz w:val="16"/>
-        <w:szCs w:val="16"/>
-      </w:rPr>
-      <w:t xml:space="preserve"> </w:t>
+      <w:t xml:space="preserve">  ·  Pagina </w:t>
     </w:r>
     <w:r>
       <w:rPr>
@@ -1135,7 +1041,7 @@
 </file>
 
 <file path=word/footnotes.xml><?xml version="1.0" encoding="utf-8"?>
-<w:footnotes xmlns:wpc="http://schemas.microsoft.com/office/word/2010/wordprocessingCanvas" xmlns:cx="http://schemas.microsoft.com/office/drawing/2014/chartex" xmlns:cx1="http://schemas.microsoft.com/office/drawing/2015/9/8/chartex" xmlns:cx2="http://schemas.microsoft.com/office/drawing/2015/10/21/chartex" xmlns:cx3="http://schemas.microsoft.com/office/drawing/2016/5/9/chartex" xmlns:cx4="http://schemas.microsoft.com/office/drawing/2016/5/10/chartex" xmlns:cx5="http://schemas.microsoft.com/office/drawing/2016/5/11/chartex" xmlns:cx6="http://schemas.microsoft.com/office/drawing/2016/5/12/chartex" xmlns:cx7="http://schemas.microsoft.com/office/drawing/2016/5/13/chartex" xmlns:cx8="http://schemas.microsoft.com/office/drawing/2016/5/14/chartex" xmlns:mc="http://schemas.openxmlformats.org/markup-compatibility/2006" xmlns:aink="http://schemas.microsoft.com/office/drawing/2016/ink" xmlns:am3d="http://schemas.microsoft.com/office/drawing/2017/model3d" xmlns:o="urn:schemas-microsoft-com:office:office" xmlns:oel="http://schemas.microsoft.com/office/2019/extlst" xmlns:r="http://schemas.openxmlformats.org/officeDocument/2006/relationships" xmlns:m="http://schemas.openxmlformats.org/officeDocument/2006/math" xmlns:v="urn:schemas-microsoft-com:vml" xmlns:wp14="http://schemas.microsoft.com/office/word/2010/wordprocessingDrawing" xmlns:wp="http://schemas.openxmlformats.org/drawingml/2006/wordprocessingDrawing" xmlns:w10="urn:schemas-microsoft-com:office:word" xmlns:w="http://schemas.openxmlformats.org/wordprocessingml/2006/main" xmlns:w14="http://schemas.microsoft.com/office/word/2010/wordml" xmlns:w15="http://schemas.microsoft.com/office/word/2012/wordml" xmlns:w16cex="http://schemas.microsoft.com/office/word/2018/wordml/cex" xmlns:w16cid="http://schemas.microsoft.com/office/word/2016/wordml/cid" xmlns:w16="http://schemas.microsoft.com/office/word/2018/wordml" xmlns:w16du="http://schemas.microsoft.com/office/word/2023/wordml/word16du" xmlns:w16sdtdh="http://schemas.microsoft.com/office/word/2020/wordml/sdtdatahash" xmlns:w16sdtfl="http://schemas.microsoft.com/office/word/2024/wordml/sdtformatlock" xmlns:w16se="http://schemas.microsoft.com/office/word/2015/wordml/symex" xmlns:wpg="http://schemas.microsoft.com/office/word/2010/wordprocessingGroup" xmlns:wpi="http://schemas.microsoft.com/office/word/2010/wordprocessingInk" xmlns:wne="http://schemas.microsoft.com/office/word/2006/wordml" xmlns:wps="http://schemas.microsoft.com/office/word/2010/wordprocessingShape" mc:Ignorable="w14 w15 w16se w16cid w16 w16cex w16sdtdh w16sdtfl w16du wp14">
+<w:footnotes xmlns:wpc="http://schemas.microsoft.com/office/word/2010/wordprocessingCanvas" xmlns:cx="http://schemas.microsoft.com/office/drawing/2014/chartex" xmlns:cx1="http://schemas.microsoft.com/office/drawing/2015/9/8/chartex" xmlns:cx2="http://schemas.microsoft.com/office/drawing/2015/10/21/chartex" xmlns:cx3="http://schemas.microsoft.com/office/drawing/2016/5/9/chartex" xmlns:cx4="http://schemas.microsoft.com/office/drawing/2016/5/10/chartex" xmlns:cx5="http://schemas.microsoft.com/office/drawing/2016/5/11/chartex" xmlns:cx6="http://schemas.microsoft.com/office/drawing/2016/5/12/chartex" xmlns:cx7="http://schemas.microsoft.com/office/drawing/2016/5/13/chartex" xmlns:cx8="http://schemas.microsoft.com/office/drawing/2016/5/14/chartex" xmlns:mc="http://schemas.openxmlformats.org/markup-compatibility/2006" xmlns:aink="http://schemas.microsoft.com/office/drawing/2016/ink" xmlns:am3d="http://schemas.microsoft.com/office/drawing/2017/model3d" xmlns:o="urn:schemas-microsoft-com:office:office" xmlns:oel="http://schemas.microsoft.com/office/2019/extlst" xmlns:r="http://schemas.openxmlformats.org/officeDocument/2006/relationships" xmlns:m="http://schemas.openxmlformats.org/officeDocument/2006/math" xmlns:v="urn:schemas-microsoft-com:vml" xmlns:wp14="http://schemas.microsoft.com/office/word/2010/wordprocessingDrawing" xmlns:wp="http://schemas.openxmlformats.org/drawingml/2006/wordprocessingDrawing" xmlns:w10="urn:schemas-microsoft-com:office:word" xmlns:w="http://schemas.openxmlformats.org/wordprocessingml/2006/main" xmlns:w14="http://schemas.microsoft.com/office/word/2010/wordml" xmlns:w15="http://schemas.microsoft.com/office/word/2012/wordml" xmlns:w16cei="http://schemas.microsoft.com/office/word/2026/wordml/cei" xmlns:w16cex="http://schemas.microsoft.com/office/word/2018/wordml/cex" xmlns:w16cid="http://schemas.microsoft.com/office/word/2016/wordml/cid" xmlns:w16="http://schemas.microsoft.com/office/word/2018/wordml" xmlns:w16du="http://schemas.microsoft.com/office/word/2023/wordml/word16du" xmlns:w16sdtdh="http://schemas.microsoft.com/office/word/2020/wordml/sdtdatahash" xmlns:w16sdtfl="http://schemas.microsoft.com/office/word/2024/wordml/sdtformatlock" xmlns:w16se="http://schemas.microsoft.com/office/word/2015/wordml/symex" xmlns:wpg="http://schemas.microsoft.com/office/word/2010/wordprocessingGroup" xmlns:wpi="http://schemas.microsoft.com/office/word/2010/wordprocessingInk" xmlns:wne="http://schemas.microsoft.com/office/word/2006/wordml" xmlns:wps="http://schemas.microsoft.com/office/word/2010/wordprocessingShape" mc:Ignorable="w14 w15 w16se w16cid w16 w16cex w16sdtdh w16sdtfl w16du wp14">
   <w:footnote w:type="separator" w:id="-1">
     <w:p>
       <w:pPr>
@@ -1154,10 +1060,9 @@
 </file>
 
 <file path=word/header1.xml><?xml version="1.0" encoding="utf-8"?>
-<w:hdr xmlns:wpc="http://schemas.microsoft.com/office/word/2010/wordprocessingCanvas" xmlns:cx="http://schemas.microsoft.com/office/drawing/2014/chartex" xmlns:cx1="http://schemas.microsoft.com/office/drawing/2015/9/8/chartex" xmlns:cx2="http://schemas.microsoft.com/office/drawing/2015/10/21/chartex" xmlns:cx3="http://schemas.microsoft.com/office/drawing/2016/5/9/chartex" xmlns:cx4="http://schemas.microsoft.com/office/drawing/2016/5/10/chartex" xmlns:cx5="http://schemas.microsoft.com/office/drawing/2016/5/11/chartex" xmlns:cx6="http://schemas.microsoft.com/office/drawing/2016/5/12/chartex" xmlns:cx7="http://schemas.microsoft.com/office/drawing/2016/5/13/chartex" xmlns:cx8="http://schemas.microsoft.com/office/drawing/2016/5/14/chartex" xmlns:mc="http://schemas.openxmlformats.org/markup-compatibility/2006" xmlns:aink="http://schemas.microsoft.com/office/drawing/2016/ink" xmlns:am3d="http://schemas.microsoft.com/office/drawing/2017/model3d" xmlns:o="urn:schemas-microsoft-com:office:office" xmlns:oel="http://schemas.microsoft.com/office/2019/extlst" xmlns:r="http://schemas.openxmlformats.org/officeDocument/2006/relationships" xmlns:m="http://schemas.openxmlformats.org/officeDocument/2006/math" xmlns:v="urn:schemas-microsoft-com:vml" xmlns:wp14="http://schemas.microsoft.com/office/word/2010/wordprocessingDrawing" xmlns:wp="http://schemas.openxmlformats.org/drawingml/2006/wordprocessingDrawing" xmlns:w10="urn:schemas-microsoft-com:office:word" xmlns:w="http://schemas.openxmlformats.org/wordprocessingml/2006/main" xmlns:w14="http://schemas.microsoft.com/office/word/2010/wordml" xmlns:w15="http://schemas.microsoft.com/office/word/2012/wordml" xmlns:w16cex="http://schemas.microsoft.com/office/word/2018/wordml/cex" xmlns:w16cid="http://schemas.microsoft.com/office/word/2016/wordml/cid" xmlns:w16="http://schemas.microsoft.com/office/word/2018/wordml" xmlns:w16du="http://schemas.microsoft.com/office/word/2023/wordml/word16du" xmlns:w16sdtdh="http://schemas.microsoft.com/office/word/2020/wordml/sdtdatahash" xmlns:w16sdtfl="http://schemas.microsoft.com/office/word/2024/wordml/sdtformatlock" xmlns:w16se="http://schemas.microsoft.com/office/word/2015/wordml/symex" xmlns:wpg="http://schemas.microsoft.com/office/word/2010/wordprocessingGroup" xmlns:wpi="http://schemas.microsoft.com/office/word/2010/wordprocessingInk" xmlns:wne="http://schemas.microsoft.com/office/word/2006/wordml" xmlns:wps="http://schemas.microsoft.com/office/word/2010/wordprocessingShape" mc:Ignorable="w14 w15 w16se w16cid w16 w16cex w16sdtdh w16sdtfl w16du wp14">
+<w:hdr xmlns:wpc="http://schemas.microsoft.com/office/word/2010/wordprocessingCanvas" xmlns:cx="http://schemas.microsoft.com/office/drawing/2014/chartex" xmlns:cx1="http://schemas.microsoft.com/office/drawing/2015/9/8/chartex" xmlns:cx2="http://schemas.microsoft.com/office/drawing/2015/10/21/chartex" xmlns:cx3="http://schemas.microsoft.com/office/drawing/2016/5/9/chartex" xmlns:cx4="http://schemas.microsoft.com/office/drawing/2016/5/10/chartex" xmlns:cx5="http://schemas.microsoft.com/office/drawing/2016/5/11/chartex" xmlns:cx6="http://schemas.microsoft.com/office/drawing/2016/5/12/chartex" xmlns:cx7="http://schemas.microsoft.com/office/drawing/2016/5/13/chartex" xmlns:cx8="http://schemas.microsoft.com/office/drawing/2016/5/14/chartex" xmlns:mc="http://schemas.openxmlformats.org/markup-compatibility/2006" xmlns:aink="http://schemas.microsoft.com/office/drawing/2016/ink" xmlns:am3d="http://schemas.microsoft.com/office/drawing/2017/model3d" xmlns:o="urn:schemas-microsoft-com:office:office" xmlns:oel="http://schemas.microsoft.com/office/2019/extlst" xmlns:r="http://schemas.openxmlformats.org/officeDocument/2006/relationships" xmlns:m="http://schemas.openxmlformats.org/officeDocument/2006/math" xmlns:v="urn:schemas-microsoft-com:vml" xmlns:wp14="http://schemas.microsoft.com/office/word/2010/wordprocessingDrawing" xmlns:wp="http://schemas.openxmlformats.org/drawingml/2006/wordprocessingDrawing" xmlns:w10="urn:schemas-microsoft-com:office:word" xmlns:w="http://schemas.openxmlformats.org/wordprocessingml/2006/main" xmlns:w14="http://schemas.microsoft.com/office/word/2010/wordml" xmlns:w15="http://schemas.microsoft.com/office/word/2012/wordml" xmlns:w16cei="http://schemas.microsoft.com/office/word/2026/wordml/cei" xmlns:w16cex="http://schemas.microsoft.com/office/word/2018/wordml/cex" xmlns:w16cid="http://schemas.microsoft.com/office/word/2016/wordml/cid" xmlns:w16="http://schemas.microsoft.com/office/word/2018/wordml" xmlns:w16du="http://schemas.microsoft.com/office/word/2023/wordml/word16du" xmlns:w16sdtdh="http://schemas.microsoft.com/office/word/2020/wordml/sdtdatahash" xmlns:w16sdtfl="http://schemas.microsoft.com/office/word/2024/wordml/sdtformatlock" xmlns:w16se="http://schemas.microsoft.com/office/word/2015/wordml/symex" xmlns:wpg="http://schemas.microsoft.com/office/word/2010/wordprocessingGroup" xmlns:wpi="http://schemas.microsoft.com/office/word/2010/wordprocessingInk" xmlns:wne="http://schemas.microsoft.com/office/word/2006/wordml" xmlns:wps="http://schemas.microsoft.com/office/word/2010/wordprocessingShape" mc:Ignorable="w14 w15 w16se w16cid w16 w16cex w16sdtdh w16sdtfl w16du wp14">
   <w:p>
     <w:pPr>
-      <w:pStyle w:val="Koptekst"/>
       <w:jc w:val="right"/>
     </w:pPr>
     <w:r>
@@ -1201,7 +1106,7 @@
                   <pic:cNvPicPr/>
                 </pic:nvPicPr>
                 <pic:blipFill>
-                  <a:blip r:embed="rIdTplImgA">
+                  <a:blip r:embed="rId1">
                     <a:extLst>
                       <a:ext uri="{28A0092B-C50C-407E-A947-70E740481C1C}">
                         <a14:useLocalDpi xmlns:a14="http://schemas.microsoft.com/office/drawing/2010/main" val="0"/>
@@ -1253,7 +1158,7 @@
                   <pic:cNvPicPr/>
                 </pic:nvPicPr>
                 <pic:blipFill>
-                  <a:blip r:embed="rIdTplImgB">
+                  <a:blip r:embed="rId2">
                     <a:extLst>
                       <a:ext uri="{28A0092B-C50C-407E-A947-70E740481C1C}">
                         <a14:useLocalDpi xmlns:a14="http://schemas.microsoft.com/office/drawing/2010/main" val="0"/>
@@ -1284,11 +1189,11 @@
 </file>
 
 <file path=word/styles.xml><?xml version="1.0" encoding="utf-8"?>
-<w:styles xmlns:wp14="http://schemas.microsoft.com/office/word/2010/wordprocessingDrawing" xmlns:mc="http://schemas.openxmlformats.org/markup-compatibility/2006" xmlns:r="http://schemas.openxmlformats.org/officeDocument/2006/relationships" xmlns:w="http://schemas.openxmlformats.org/wordprocessingml/2006/main" xmlns:w14="http://schemas.microsoft.com/office/word/2010/wordml" xmlns:w15="http://schemas.microsoft.com/office/word/2012/wordml" xmlns:w16cex="http://schemas.microsoft.com/office/word/2018/wordml/cex" xmlns:w16cid="http://schemas.microsoft.com/office/word/2016/wordml/cid" xmlns:w16="http://schemas.microsoft.com/office/word/2018/wordml" xmlns:w16du="http://schemas.microsoft.com/office/word/2023/wordml/word16du" xmlns:w16sdtdh="http://schemas.microsoft.com/office/word/2020/wordml/sdtdatahash" xmlns:w16sdtfl="http://schemas.microsoft.com/office/word/2024/wordml/sdtformatlock" xmlns:w16se="http://schemas.microsoft.com/office/word/2015/wordml/symex" mc:Ignorable="w14 w15 w16se w16cid w16 w16cex w16sdtdh w16sdtfl w16du wp14">
+<w:styles xmlns:mc="http://schemas.openxmlformats.org/markup-compatibility/2006" xmlns:r="http://schemas.openxmlformats.org/officeDocument/2006/relationships" xmlns:w="http://schemas.openxmlformats.org/wordprocessingml/2006/main" xmlns:w14="http://schemas.microsoft.com/office/word/2010/wordml" xmlns:w15="http://schemas.microsoft.com/office/word/2012/wordml" xmlns:w16cex="http://schemas.microsoft.com/office/word/2018/wordml/cex" xmlns:w16cid="http://schemas.microsoft.com/office/word/2016/wordml/cid" xmlns:w16="http://schemas.microsoft.com/office/word/2018/wordml" xmlns:w16du="http://schemas.microsoft.com/office/word/2023/wordml/word16du" xmlns:w16sdtdh="http://schemas.microsoft.com/office/word/2020/wordml/sdtdatahash" xmlns:w16sdtfl="http://schemas.microsoft.com/office/word/2024/wordml/sdtformatlock" xmlns:w16se="http://schemas.microsoft.com/office/word/2015/wordml/symex" mc:Ignorable="w14 w15 w16se w16cid w16 w16cex w16sdtdh w16sdtfl w16du">
   <w:docDefaults>
     <w:rPrDefault>
       <w:rPr>
-        <w:rFonts w:asciiTheme="minorHAnsi" w:hAnsiTheme="minorHAnsi" w:eastAsiaTheme="minorHAnsi" w:cstheme="minorBidi"/>
+        <w:rFonts w:asciiTheme="minorHAnsi" w:eastAsiaTheme="minorHAnsi" w:hAnsiTheme="minorHAnsi" w:cstheme="minorBidi"/>
         <w:kern w:val="2"/>
         <w:sz w:val="24"/>
         <w:szCs w:val="24"/>
@@ -1305,14 +1210,14 @@
   <w:latentStyles w:defLockedState="0" w:defUIPriority="99" w:defSemiHidden="0" w:defUnhideWhenUsed="0" w:defQFormat="0" w:count="376">
     <w:lsdException w:name="Normal" w:uiPriority="0" w:qFormat="1"/>
     <w:lsdException w:name="heading 1" w:uiPriority="9" w:qFormat="1"/>
-    <w:lsdException w:name="heading 2" w:uiPriority="9" w:semiHidden="1" w:unhideWhenUsed="1" w:qFormat="1"/>
-    <w:lsdException w:name="heading 3" w:uiPriority="9" w:semiHidden="1" w:unhideWhenUsed="1" w:qFormat="1"/>
-    <w:lsdException w:name="heading 4" w:uiPriority="9" w:semiHidden="1" w:unhideWhenUsed="1" w:qFormat="1"/>
-    <w:lsdException w:name="heading 5" w:uiPriority="9" w:semiHidden="1" w:unhideWhenUsed="1" w:qFormat="1"/>
-    <w:lsdException w:name="heading 6" w:uiPriority="9" w:semiHidden="1" w:unhideWhenUsed="1" w:qFormat="1"/>
-    <w:lsdException w:name="heading 7" w:uiPriority="9" w:semiHidden="1" w:unhideWhenUsed="1" w:qFormat="1"/>
-    <w:lsdException w:name="heading 8" w:uiPriority="9" w:semiHidden="1" w:unhideWhenUsed="1" w:qFormat="1"/>
-    <w:lsdException w:name="heading 9" w:uiPriority="9" w:semiHidden="1" w:unhideWhenUsed="1" w:qFormat="1"/>
+    <w:lsdException w:name="heading 2" w:semiHidden="1" w:uiPriority="9" w:unhideWhenUsed="1" w:qFormat="1"/>
+    <w:lsdException w:name="heading 3" w:semiHidden="1" w:uiPriority="9" w:unhideWhenUsed="1" w:qFormat="1"/>
+    <w:lsdException w:name="heading 4" w:semiHidden="1" w:uiPriority="9" w:unhideWhenUsed="1" w:qFormat="1"/>
+    <w:lsdException w:name="heading 5" w:semiHidden="1" w:uiPriority="9" w:unhideWhenUsed="1" w:qFormat="1"/>
+    <w:lsdException w:name="heading 6" w:semiHidden="1" w:uiPriority="9" w:unhideWhenUsed="1" w:qFormat="1"/>
+    <w:lsdException w:name="heading 7" w:semiHidden="1" w:uiPriority="9" w:unhideWhenUsed="1" w:qFormat="1"/>
+    <w:lsdException w:name="heading 8" w:semiHidden="1" w:uiPriority="9" w:unhideWhenUsed="1" w:qFormat="1"/>
+    <w:lsdException w:name="heading 9" w:semiHidden="1" w:uiPriority="9" w:unhideWhenUsed="1" w:qFormat="1"/>
     <w:lsdException w:name="index 1" w:semiHidden="1" w:unhideWhenUsed="1"/>
     <w:lsdException w:name="index 2" w:semiHidden="1" w:unhideWhenUsed="1"/>
     <w:lsdException w:name="index 3" w:semiHidden="1" w:unhideWhenUsed="1"/>
@@ -1322,22 +1227,22 @@
     <w:lsdException w:name="index 7" w:semiHidden="1" w:unhideWhenUsed="1"/>
     <w:lsdException w:name="index 8" w:semiHidden="1" w:unhideWhenUsed="1"/>
     <w:lsdException w:name="index 9" w:semiHidden="1" w:unhideWhenUsed="1"/>
-    <w:lsdException w:name="toc 1" w:uiPriority="39" w:semiHidden="1" w:unhideWhenUsed="1"/>
-    <w:lsdException w:name="toc 2" w:uiPriority="39" w:semiHidden="1" w:unhideWhenUsed="1"/>
-    <w:lsdException w:name="toc 3" w:uiPriority="39" w:semiHidden="1" w:unhideWhenUsed="1"/>
-    <w:lsdException w:name="toc 4" w:uiPriority="39" w:semiHidden="1" w:unhideWhenUsed="1"/>
-    <w:lsdException w:name="toc 5" w:uiPriority="39" w:semiHidden="1" w:unhideWhenUsed="1"/>
-    <w:lsdException w:name="toc 6" w:uiPriority="39" w:semiHidden="1" w:unhideWhenUsed="1"/>
-    <w:lsdException w:name="toc 7" w:uiPriority="39" w:semiHidden="1" w:unhideWhenUsed="1"/>
-    <w:lsdException w:name="toc 8" w:uiPriority="39" w:semiHidden="1" w:unhideWhenUsed="1"/>
-    <w:lsdException w:name="toc 9" w:uiPriority="39" w:semiHidden="1" w:unhideWhenUsed="1"/>
+    <w:lsdException w:name="toc 1" w:semiHidden="1" w:uiPriority="39" w:unhideWhenUsed="1"/>
+    <w:lsdException w:name="toc 2" w:semiHidden="1" w:uiPriority="39" w:unhideWhenUsed="1"/>
+    <w:lsdException w:name="toc 3" w:semiHidden="1" w:uiPriority="39" w:unhideWhenUsed="1"/>
+    <w:lsdException w:name="toc 4" w:semiHidden="1" w:uiPriority="39" w:unhideWhenUsed="1"/>
+    <w:lsdException w:name="toc 5" w:semiHidden="1" w:uiPriority="39" w:unhideWhenUsed="1"/>
+    <w:lsdException w:name="toc 6" w:semiHidden="1" w:uiPriority="39" w:unhideWhenUsed="1"/>
+    <w:lsdException w:name="toc 7" w:semiHidden="1" w:uiPriority="39" w:unhideWhenUsed="1"/>
+    <w:lsdException w:name="toc 8" w:semiHidden="1" w:uiPriority="39" w:unhideWhenUsed="1"/>
+    <w:lsdException w:name="toc 9" w:semiHidden="1" w:uiPriority="39" w:unhideWhenUsed="1"/>
     <w:lsdException w:name="Normal Indent" w:semiHidden="1" w:unhideWhenUsed="1"/>
     <w:lsdException w:name="footnote text" w:semiHidden="1" w:unhideWhenUsed="1"/>
     <w:lsdException w:name="annotation text" w:semiHidden="1" w:unhideWhenUsed="1"/>
     <w:lsdException w:name="header" w:semiHidden="1" w:unhideWhenUsed="1"/>
     <w:lsdException w:name="footer" w:semiHidden="1" w:unhideWhenUsed="1"/>
     <w:lsdException w:name="index heading" w:semiHidden="1" w:unhideWhenUsed="1"/>
-    <w:lsdException w:name="caption" w:uiPriority="35" w:semiHidden="1" w:unhideWhenUsed="1" w:qFormat="1"/>
+    <w:lsdException w:name="caption" w:semiHidden="1" w:uiPriority="35" w:unhideWhenUsed="1" w:qFormat="1"/>
     <w:lsdException w:name="table of figures" w:semiHidden="1" w:unhideWhenUsed="1"/>
     <w:lsdException w:name="envelope address" w:semiHidden="1" w:unhideWhenUsed="1"/>
     <w:lsdException w:name="envelope return" w:semiHidden="1" w:unhideWhenUsed="1"/>
@@ -1368,7 +1273,7 @@
     <w:lsdException w:name="Title" w:uiPriority="10" w:qFormat="1"/>
     <w:lsdException w:name="Closing" w:semiHidden="1" w:unhideWhenUsed="1"/>
     <w:lsdException w:name="Signature" w:semiHidden="1" w:unhideWhenUsed="1"/>
-    <w:lsdException w:name="Default Paragraph Font" w:uiPriority="1" w:semiHidden="1" w:unhideWhenUsed="1"/>
+    <w:lsdException w:name="Default Paragraph Font" w:semiHidden="1" w:uiPriority="1" w:unhideWhenUsed="1"/>
     <w:lsdException w:name="Body Text" w:semiHidden="1" w:unhideWhenUsed="1"/>
     <w:lsdException w:name="Body Text Indent" w:semiHidden="1" w:unhideWhenUsed="1"/>
     <w:lsdException w:name="List Continue" w:semiHidden="1" w:unhideWhenUsed="1"/>
@@ -1568,8 +1473,8 @@
     <w:lsdException w:name="Subtle Reference" w:uiPriority="31" w:qFormat="1"/>
     <w:lsdException w:name="Intense Reference" w:uiPriority="32" w:qFormat="1"/>
     <w:lsdException w:name="Book Title" w:uiPriority="33" w:qFormat="1"/>
-    <w:lsdException w:name="Bibliography" w:uiPriority="37" w:semiHidden="1" w:unhideWhenUsed="1"/>
-    <w:lsdException w:name="TOC Heading" w:uiPriority="39" w:semiHidden="1" w:unhideWhenUsed="1" w:qFormat="1"/>
+    <w:lsdException w:name="Bibliography" w:semiHidden="1" w:uiPriority="37" w:unhideWhenUsed="1"/>
+    <w:lsdException w:name="TOC Heading" w:semiHidden="1" w:uiPriority="39" w:unhideWhenUsed="1" w:qFormat="1"/>
     <w:lsdException w:name="Plain Table 1" w:uiPriority="41"/>
     <w:lsdException w:name="Plain Table 2" w:uiPriority="42"/>
     <w:lsdException w:name="Plain Table 3" w:uiPriority="43"/>
@@ -1680,7 +1585,7 @@
     <w:lsdException w:name="Unresolved Mention" w:semiHidden="1" w:unhideWhenUsed="1"/>
     <w:lsdException w:name="Smart Link" w:semiHidden="1" w:unhideWhenUsed="1"/>
   </w:latentStyles>
-  <w:style w:type="paragraph" w:styleId="Normal" w:default="1">
+  <w:style w:type="paragraph" w:default="1" w:styleId="Standaard">
     <w:name w:val="Normal"/>
     <w:qFormat/>
     <w:rsid w:val="00C22F06"/>
@@ -1688,16 +1593,16 @@
       <w:spacing w:line="259" w:lineRule="auto"/>
     </w:pPr>
     <w:rPr>
-      <w:rFonts w:ascii="Arial" w:hAnsi="Arial" w:eastAsia="Arial" w:cs="Arial"/>
+      <w:rFonts w:ascii="Arial" w:eastAsia="Arial" w:hAnsi="Arial" w:cs="Arial"/>
       <w:sz w:val="22"/>
       <w:szCs w:val="22"/>
     </w:rPr>
   </w:style>
-  <w:style w:type="paragraph" w:styleId="Heading1">
+  <w:style w:type="paragraph" w:styleId="Kop1">
     <w:name w:val="heading 1"/>
-    <w:basedOn w:val="Normal"/>
-    <w:next w:val="Normal"/>
-    <w:link w:val="Heading1Char"/>
+    <w:basedOn w:val="Standaard"/>
+    <w:next w:val="Standaard"/>
+    <w:link w:val="Kop1Char"/>
     <w:uiPriority w:val="9"/>
     <w:qFormat/>
     <w:rsid w:val="003539DF"/>
@@ -1708,17 +1613,17 @@
       <w:outlineLvl w:val="0"/>
     </w:pPr>
     <w:rPr>
-      <w:rFonts w:asciiTheme="majorHAnsi" w:hAnsiTheme="majorHAnsi" w:eastAsiaTheme="majorEastAsia" w:cstheme="majorBidi"/>
+      <w:rFonts w:asciiTheme="majorHAnsi" w:eastAsiaTheme="majorEastAsia" w:hAnsiTheme="majorHAnsi" w:cstheme="majorBidi"/>
       <w:color w:val="0F4761" w:themeColor="accent1" w:themeShade="BF"/>
       <w:sz w:val="40"/>
       <w:szCs w:val="40"/>
     </w:rPr>
   </w:style>
-  <w:style w:type="paragraph" w:styleId="Heading2">
+  <w:style w:type="paragraph" w:styleId="Kop2">
     <w:name w:val="heading 2"/>
-    <w:basedOn w:val="Normal"/>
-    <w:next w:val="Normal"/>
-    <w:link w:val="Heading2Char"/>
+    <w:basedOn w:val="Standaard"/>
+    <w:next w:val="Standaard"/>
+    <w:link w:val="Kop2Char"/>
     <w:uiPriority w:val="9"/>
     <w:semiHidden/>
     <w:unhideWhenUsed/>
@@ -1731,17 +1636,17 @@
       <w:outlineLvl w:val="1"/>
     </w:pPr>
     <w:rPr>
-      <w:rFonts w:asciiTheme="majorHAnsi" w:hAnsiTheme="majorHAnsi" w:eastAsiaTheme="majorEastAsia" w:cstheme="majorBidi"/>
+      <w:rFonts w:asciiTheme="majorHAnsi" w:eastAsiaTheme="majorEastAsia" w:hAnsiTheme="majorHAnsi" w:cstheme="majorBidi"/>
       <w:color w:val="0F4761" w:themeColor="accent1" w:themeShade="BF"/>
       <w:sz w:val="32"/>
       <w:szCs w:val="32"/>
     </w:rPr>
   </w:style>
-  <w:style w:type="paragraph" w:styleId="Heading3">
+  <w:style w:type="paragraph" w:styleId="Kop3">
     <w:name w:val="heading 3"/>
-    <w:basedOn w:val="Normal"/>
-    <w:next w:val="Normal"/>
-    <w:link w:val="Heading3Char"/>
+    <w:basedOn w:val="Standaard"/>
+    <w:next w:val="Standaard"/>
+    <w:link w:val="Kop3Char"/>
     <w:uiPriority w:val="9"/>
     <w:semiHidden/>
     <w:unhideWhenUsed/>
@@ -1760,11 +1665,11 @@
       <w:szCs w:val="28"/>
     </w:rPr>
   </w:style>
-  <w:style w:type="paragraph" w:styleId="Heading4">
+  <w:style w:type="paragraph" w:styleId="Kop4">
     <w:name w:val="heading 4"/>
-    <w:basedOn w:val="Normal"/>
-    <w:next w:val="Normal"/>
-    <w:link w:val="Heading4Char"/>
+    <w:basedOn w:val="Standaard"/>
+    <w:next w:val="Standaard"/>
+    <w:link w:val="Kop4Char"/>
     <w:uiPriority w:val="9"/>
     <w:semiHidden/>
     <w:unhideWhenUsed/>
@@ -1783,11 +1688,11 @@
       <w:color w:val="0F4761" w:themeColor="accent1" w:themeShade="BF"/>
     </w:rPr>
   </w:style>
-  <w:style w:type="paragraph" w:styleId="Heading5">
+  <w:style w:type="paragraph" w:styleId="Kop5">
     <w:name w:val="heading 5"/>
-    <w:basedOn w:val="Normal"/>
-    <w:next w:val="Normal"/>
-    <w:link w:val="Heading5Char"/>
+    <w:basedOn w:val="Standaard"/>
+    <w:next w:val="Standaard"/>
+    <w:link w:val="Kop5Char"/>
     <w:uiPriority w:val="9"/>
     <w:semiHidden/>
     <w:unhideWhenUsed/>
@@ -1804,11 +1709,11 @@
       <w:color w:val="0F4761" w:themeColor="accent1" w:themeShade="BF"/>
     </w:rPr>
   </w:style>
-  <w:style w:type="paragraph" w:styleId="Heading6">
+  <w:style w:type="paragraph" w:styleId="Kop6">
     <w:name w:val="heading 6"/>
-    <w:basedOn w:val="Normal"/>
-    <w:next w:val="Normal"/>
-    <w:link w:val="Heading6Char"/>
+    <w:basedOn w:val="Standaard"/>
+    <w:next w:val="Standaard"/>
+    <w:link w:val="Kop6Char"/>
     <w:uiPriority w:val="9"/>
     <w:semiHidden/>
     <w:unhideWhenUsed/>
@@ -1827,11 +1732,11 @@
       <w:color w:val="595959" w:themeColor="text1" w:themeTint="A6"/>
     </w:rPr>
   </w:style>
-  <w:style w:type="paragraph" w:styleId="Heading7">
+  <w:style w:type="paragraph" w:styleId="Kop7">
     <w:name w:val="heading 7"/>
-    <w:basedOn w:val="Normal"/>
-    <w:next w:val="Normal"/>
-    <w:link w:val="Heading7Char"/>
+    <w:basedOn w:val="Standaard"/>
+    <w:next w:val="Standaard"/>
+    <w:link w:val="Kop7Char"/>
     <w:uiPriority w:val="9"/>
     <w:semiHidden/>
     <w:unhideWhenUsed/>
@@ -1848,11 +1753,11 @@
       <w:color w:val="595959" w:themeColor="text1" w:themeTint="A6"/>
     </w:rPr>
   </w:style>
-  <w:style w:type="paragraph" w:styleId="Heading8">
+  <w:style w:type="paragraph" w:styleId="Kop8">
     <w:name w:val="heading 8"/>
-    <w:basedOn w:val="Normal"/>
-    <w:next w:val="Normal"/>
-    <w:link w:val="Heading8Char"/>
+    <w:basedOn w:val="Standaard"/>
+    <w:next w:val="Standaard"/>
+    <w:link w:val="Kop8Char"/>
     <w:uiPriority w:val="9"/>
     <w:semiHidden/>
     <w:unhideWhenUsed/>
@@ -1871,11 +1776,11 @@
       <w:color w:val="272727" w:themeColor="text1" w:themeTint="D8"/>
     </w:rPr>
   </w:style>
-  <w:style w:type="paragraph" w:styleId="Heading9">
+  <w:style w:type="paragraph" w:styleId="Kop9">
     <w:name w:val="heading 9"/>
-    <w:basedOn w:val="Normal"/>
-    <w:next w:val="Normal"/>
-    <w:link w:val="Heading9Char"/>
+    <w:basedOn w:val="Standaard"/>
+    <w:next w:val="Standaard"/>
+    <w:link w:val="Kop9Char"/>
     <w:uiPriority w:val="9"/>
     <w:semiHidden/>
     <w:unhideWhenUsed/>
@@ -1892,12 +1797,13 @@
       <w:color w:val="272727" w:themeColor="text1" w:themeTint="D8"/>
     </w:rPr>
   </w:style>
-  <w:style w:type="character" w:styleId="DefaultParagraphFont" w:default="1">
+  <w:style w:type="character" w:default="1" w:styleId="Standaardalinea-lettertype">
     <w:name w:val="Default Paragraph Font"/>
     <w:uiPriority w:val="1"/>
+    <w:semiHidden/>
     <w:unhideWhenUsed/>
   </w:style>
-  <w:style w:type="table" w:styleId="TableNormal" w:default="1">
+  <w:style w:type="table" w:default="1" w:styleId="Standaardtabel">
     <w:name w:val="Normal Table"/>
     <w:uiPriority w:val="99"/>
     <w:semiHidden/>
@@ -1912,43 +1818,43 @@
       </w:tblCellMar>
     </w:tblPr>
   </w:style>
-  <w:style w:type="numbering" w:styleId="NoList" w:default="1">
+  <w:style w:type="numbering" w:default="1" w:styleId="Geenlijst">
     <w:name w:val="No List"/>
     <w:uiPriority w:val="99"/>
     <w:semiHidden/>
     <w:unhideWhenUsed/>
   </w:style>
-  <w:style w:type="character" w:styleId="Heading1Char" w:customStyle="1">
-    <w:name w:val="Heading 1 Char"/>
-    <w:basedOn w:val="DefaultParagraphFont"/>
-    <w:link w:val="Heading1"/>
+  <w:style w:type="character" w:customStyle="1" w:styleId="Kop1Char">
+    <w:name w:val="Kop 1 Char"/>
+    <w:basedOn w:val="Standaardalinea-lettertype"/>
+    <w:link w:val="Kop1"/>
     <w:uiPriority w:val="9"/>
     <w:rsid w:val="003539DF"/>
     <w:rPr>
-      <w:rFonts w:asciiTheme="majorHAnsi" w:hAnsiTheme="majorHAnsi" w:eastAsiaTheme="majorEastAsia" w:cstheme="majorBidi"/>
+      <w:rFonts w:asciiTheme="majorHAnsi" w:eastAsiaTheme="majorEastAsia" w:hAnsiTheme="majorHAnsi" w:cstheme="majorBidi"/>
       <w:color w:val="0F4761" w:themeColor="accent1" w:themeShade="BF"/>
       <w:sz w:val="40"/>
       <w:szCs w:val="40"/>
     </w:rPr>
   </w:style>
-  <w:style w:type="character" w:styleId="Heading2Char" w:customStyle="1">
-    <w:name w:val="Heading 2 Char"/>
-    <w:basedOn w:val="DefaultParagraphFont"/>
-    <w:link w:val="Heading2"/>
+  <w:style w:type="character" w:customStyle="1" w:styleId="Kop2Char">
+    <w:name w:val="Kop 2 Char"/>
+    <w:basedOn w:val="Standaardalinea-lettertype"/>
+    <w:link w:val="Kop2"/>
     <w:uiPriority w:val="9"/>
     <w:semiHidden/>
     <w:rsid w:val="003539DF"/>
     <w:rPr>
-      <w:rFonts w:asciiTheme="majorHAnsi" w:hAnsiTheme="majorHAnsi" w:eastAsiaTheme="majorEastAsia" w:cstheme="majorBidi"/>
+      <w:rFonts w:asciiTheme="majorHAnsi" w:eastAsiaTheme="majorEastAsia" w:hAnsiTheme="majorHAnsi" w:cstheme="majorBidi"/>
       <w:color w:val="0F4761" w:themeColor="accent1" w:themeShade="BF"/>
       <w:sz w:val="32"/>
       <w:szCs w:val="32"/>
     </w:rPr>
   </w:style>
-  <w:style w:type="character" w:styleId="Heading3Char" w:customStyle="1">
-    <w:name w:val="Heading 3 Char"/>
-    <w:basedOn w:val="DefaultParagraphFont"/>
-    <w:link w:val="Heading3"/>
+  <w:style w:type="character" w:customStyle="1" w:styleId="Kop3Char">
+    <w:name w:val="Kop 3 Char"/>
+    <w:basedOn w:val="Standaardalinea-lettertype"/>
+    <w:link w:val="Kop3"/>
     <w:uiPriority w:val="9"/>
     <w:semiHidden/>
     <w:rsid w:val="003539DF"/>
@@ -1959,10 +1865,10 @@
       <w:szCs w:val="28"/>
     </w:rPr>
   </w:style>
-  <w:style w:type="character" w:styleId="Heading4Char" w:customStyle="1">
-    <w:name w:val="Heading 4 Char"/>
-    <w:basedOn w:val="DefaultParagraphFont"/>
-    <w:link w:val="Heading4"/>
+  <w:style w:type="character" w:customStyle="1" w:styleId="Kop4Char">
+    <w:name w:val="Kop 4 Char"/>
+    <w:basedOn w:val="Standaardalinea-lettertype"/>
+    <w:link w:val="Kop4"/>
     <w:uiPriority w:val="9"/>
     <w:semiHidden/>
     <w:rsid w:val="003539DF"/>
@@ -1973,10 +1879,10 @@
       <w:color w:val="0F4761" w:themeColor="accent1" w:themeShade="BF"/>
     </w:rPr>
   </w:style>
-  <w:style w:type="character" w:styleId="Heading5Char" w:customStyle="1">
-    <w:name w:val="Heading 5 Char"/>
-    <w:basedOn w:val="DefaultParagraphFont"/>
-    <w:link w:val="Heading5"/>
+  <w:style w:type="character" w:customStyle="1" w:styleId="Kop5Char">
+    <w:name w:val="Kop 5 Char"/>
+    <w:basedOn w:val="Standaardalinea-lettertype"/>
+    <w:link w:val="Kop5"/>
     <w:uiPriority w:val="9"/>
     <w:semiHidden/>
     <w:rsid w:val="003539DF"/>
@@ -1985,10 +1891,10 @@
       <w:color w:val="0F4761" w:themeColor="accent1" w:themeShade="BF"/>
     </w:rPr>
   </w:style>
-  <w:style w:type="character" w:styleId="Heading6Char" w:customStyle="1">
-    <w:name w:val="Heading 6 Char"/>
-    <w:basedOn w:val="DefaultParagraphFont"/>
-    <w:link w:val="Heading6"/>
+  <w:style w:type="character" w:customStyle="1" w:styleId="Kop6Char">
+    <w:name w:val="Kop 6 Char"/>
+    <w:basedOn w:val="Standaardalinea-lettertype"/>
+    <w:link w:val="Kop6"/>
     <w:uiPriority w:val="9"/>
     <w:semiHidden/>
     <w:rsid w:val="003539DF"/>
@@ -1999,10 +1905,10 @@
       <w:color w:val="595959" w:themeColor="text1" w:themeTint="A6"/>
     </w:rPr>
   </w:style>
-  <w:style w:type="character" w:styleId="Heading7Char" w:customStyle="1">
-    <w:name w:val="Heading 7 Char"/>
-    <w:basedOn w:val="DefaultParagraphFont"/>
-    <w:link w:val="Heading7"/>
+  <w:style w:type="character" w:customStyle="1" w:styleId="Kop7Char">
+    <w:name w:val="Kop 7 Char"/>
+    <w:basedOn w:val="Standaardalinea-lettertype"/>
+    <w:link w:val="Kop7"/>
     <w:uiPriority w:val="9"/>
     <w:semiHidden/>
     <w:rsid w:val="003539DF"/>
@@ -2011,10 +1917,10 @@
       <w:color w:val="595959" w:themeColor="text1" w:themeTint="A6"/>
     </w:rPr>
   </w:style>
-  <w:style w:type="character" w:styleId="Heading8Char" w:customStyle="1">
-    <w:name w:val="Heading 8 Char"/>
-    <w:basedOn w:val="DefaultParagraphFont"/>
-    <w:link w:val="Heading8"/>
+  <w:style w:type="character" w:customStyle="1" w:styleId="Kop8Char">
+    <w:name w:val="Kop 8 Char"/>
+    <w:basedOn w:val="Standaardalinea-lettertype"/>
+    <w:link w:val="Kop8"/>
     <w:uiPriority w:val="9"/>
     <w:semiHidden/>
     <w:rsid w:val="003539DF"/>
@@ -2025,10 +1931,10 @@
       <w:color w:val="272727" w:themeColor="text1" w:themeTint="D8"/>
     </w:rPr>
   </w:style>
-  <w:style w:type="character" w:styleId="Heading9Char" w:customStyle="1">
-    <w:name w:val="Heading 9 Char"/>
-    <w:basedOn w:val="DefaultParagraphFont"/>
-    <w:link w:val="Heading9"/>
+  <w:style w:type="character" w:customStyle="1" w:styleId="Kop9Char">
+    <w:name w:val="Kop 9 Char"/>
+    <w:basedOn w:val="Standaardalinea-lettertype"/>
+    <w:link w:val="Kop9"/>
     <w:uiPriority w:val="9"/>
     <w:semiHidden/>
     <w:rsid w:val="003539DF"/>
@@ -2037,11 +1943,11 @@
       <w:color w:val="272727" w:themeColor="text1" w:themeTint="D8"/>
     </w:rPr>
   </w:style>
-  <w:style w:type="paragraph" w:styleId="Title">
+  <w:style w:type="paragraph" w:styleId="Titel">
     <w:name w:val="Title"/>
-    <w:basedOn w:val="Normal"/>
-    <w:next w:val="Normal"/>
-    <w:link w:val="TitleChar"/>
+    <w:basedOn w:val="Standaard"/>
+    <w:next w:val="Standaard"/>
+    <w:link w:val="TitelChar"/>
     <w:uiPriority w:val="10"/>
     <w:qFormat/>
     <w:rsid w:val="003539DF"/>
@@ -2050,32 +1956,32 @@
       <w:contextualSpacing/>
     </w:pPr>
     <w:rPr>
-      <w:rFonts w:asciiTheme="majorHAnsi" w:hAnsiTheme="majorHAnsi" w:eastAsiaTheme="majorEastAsia" w:cstheme="majorBidi"/>
+      <w:rFonts w:asciiTheme="majorHAnsi" w:eastAsiaTheme="majorEastAsia" w:hAnsiTheme="majorHAnsi" w:cstheme="majorBidi"/>
       <w:spacing w:val="-10"/>
       <w:kern w:val="28"/>
       <w:sz w:val="56"/>
       <w:szCs w:val="56"/>
     </w:rPr>
   </w:style>
-  <w:style w:type="character" w:styleId="TitleChar" w:customStyle="1">
-    <w:name w:val="Title Char"/>
-    <w:basedOn w:val="DefaultParagraphFont"/>
-    <w:link w:val="Title"/>
+  <w:style w:type="character" w:customStyle="1" w:styleId="TitelChar">
+    <w:name w:val="Titel Char"/>
+    <w:basedOn w:val="Standaardalinea-lettertype"/>
+    <w:link w:val="Titel"/>
     <w:uiPriority w:val="10"/>
     <w:rsid w:val="003539DF"/>
     <w:rPr>
-      <w:rFonts w:asciiTheme="majorHAnsi" w:hAnsiTheme="majorHAnsi" w:eastAsiaTheme="majorEastAsia" w:cstheme="majorBidi"/>
+      <w:rFonts w:asciiTheme="majorHAnsi" w:eastAsiaTheme="majorEastAsia" w:hAnsiTheme="majorHAnsi" w:cstheme="majorBidi"/>
       <w:spacing w:val="-10"/>
       <w:kern w:val="28"/>
       <w:sz w:val="56"/>
       <w:szCs w:val="56"/>
     </w:rPr>
   </w:style>
-  <w:style w:type="paragraph" w:styleId="Subtitle">
+  <w:style w:type="paragraph" w:styleId="Ondertitel">
     <w:name w:val="Subtitle"/>
-    <w:basedOn w:val="Normal"/>
-    <w:next w:val="Normal"/>
-    <w:link w:val="SubtitleChar"/>
+    <w:basedOn w:val="Standaard"/>
+    <w:next w:val="Standaard"/>
+    <w:link w:val="OndertitelChar"/>
     <w:uiPriority w:val="11"/>
     <w:qFormat/>
     <w:rsid w:val="003539DF"/>
@@ -2092,10 +1998,10 @@
       <w:szCs w:val="28"/>
     </w:rPr>
   </w:style>
-  <w:style w:type="character" w:styleId="SubtitleChar" w:customStyle="1">
-    <w:name w:val="Subtitle Char"/>
-    <w:basedOn w:val="DefaultParagraphFont"/>
-    <w:link w:val="Subtitle"/>
+  <w:style w:type="character" w:customStyle="1" w:styleId="OndertitelChar">
+    <w:name w:val="Ondertitel Char"/>
+    <w:basedOn w:val="Standaardalinea-lettertype"/>
+    <w:link w:val="Ondertitel"/>
     <w:uiPriority w:val="11"/>
     <w:rsid w:val="003539DF"/>
     <w:rPr>
@@ -2106,11 +2012,11 @@
       <w:szCs w:val="28"/>
     </w:rPr>
   </w:style>
-  <w:style w:type="paragraph" w:styleId="Quote">
+  <w:style w:type="paragraph" w:styleId="Citaat">
     <w:name w:val="Quote"/>
-    <w:basedOn w:val="Normal"/>
-    <w:next w:val="Normal"/>
-    <w:link w:val="QuoteChar"/>
+    <w:basedOn w:val="Standaard"/>
+    <w:next w:val="Standaard"/>
+    <w:link w:val="CitaatChar"/>
     <w:uiPriority w:val="29"/>
     <w:qFormat/>
     <w:rsid w:val="003539DF"/>
@@ -2124,10 +2030,10 @@
       <w:color w:val="404040" w:themeColor="text1" w:themeTint="BF"/>
     </w:rPr>
   </w:style>
-  <w:style w:type="character" w:styleId="QuoteChar" w:customStyle="1">
-    <w:name w:val="Quote Char"/>
-    <w:basedOn w:val="DefaultParagraphFont"/>
-    <w:link w:val="Quote"/>
+  <w:style w:type="character" w:customStyle="1" w:styleId="CitaatChar">
+    <w:name w:val="Citaat Char"/>
+    <w:basedOn w:val="Standaardalinea-lettertype"/>
+    <w:link w:val="Citaat"/>
     <w:uiPriority w:val="29"/>
     <w:rsid w:val="003539DF"/>
     <w:rPr>
@@ -2136,10 +2042,10 @@
       <w:color w:val="404040" w:themeColor="text1" w:themeTint="BF"/>
     </w:rPr>
   </w:style>
-  <w:style w:type="paragraph" w:styleId="ListParagraph">
+  <w:style w:type="paragraph" w:styleId="Lijstalinea">
     <w:name w:val="List Paragraph"/>
-    <w:basedOn w:val="Normal"/>
-    <w:link w:val="ListParagraphChar"/>
+    <w:basedOn w:val="Standaard"/>
+    <w:link w:val="LijstalineaChar"/>
     <w:uiPriority w:val="34"/>
     <w:qFormat/>
     <w:rsid w:val="003539DF"/>
@@ -2148,9 +2054,9 @@
       <w:contextualSpacing/>
     </w:pPr>
   </w:style>
-  <w:style w:type="character" w:styleId="IntenseEmphasis">
+  <w:style w:type="character" w:styleId="Intensievebenadrukking">
     <w:name w:val="Intense Emphasis"/>
-    <w:basedOn w:val="DefaultParagraphFont"/>
+    <w:basedOn w:val="Standaardalinea-lettertype"/>
     <w:uiPriority w:val="21"/>
     <w:qFormat/>
     <w:rsid w:val="003539DF"/>
@@ -2160,18 +2066,18 @@
       <w:color w:val="0F4761" w:themeColor="accent1" w:themeShade="BF"/>
     </w:rPr>
   </w:style>
-  <w:style w:type="paragraph" w:styleId="IntenseQuote">
+  <w:style w:type="paragraph" w:styleId="Duidelijkcitaat">
     <w:name w:val="Intense Quote"/>
-    <w:basedOn w:val="Normal"/>
-    <w:next w:val="Normal"/>
-    <w:link w:val="IntenseQuoteChar"/>
+    <w:basedOn w:val="Standaard"/>
+    <w:next w:val="Standaard"/>
+    <w:link w:val="DuidelijkcitaatChar"/>
     <w:uiPriority w:val="30"/>
     <w:qFormat/>
     <w:rsid w:val="003539DF"/>
     <w:pPr>
       <w:pBdr>
-        <w:top w:val="single" w:color="0F4761" w:themeColor="accent1" w:themeShade="BF" w:sz="4" w:space="10"/>
-        <w:bottom w:val="single" w:color="0F4761" w:themeColor="accent1" w:themeShade="BF" w:sz="4" w:space="10"/>
+        <w:top w:val="single" w:sz="4" w:space="10" w:color="0F4761" w:themeColor="accent1" w:themeShade="BF"/>
+        <w:bottom w:val="single" w:sz="4" w:space="10" w:color="0F4761" w:themeColor="accent1" w:themeShade="BF"/>
       </w:pBdr>
       <w:spacing w:before="360" w:after="360"/>
       <w:ind w:left="864" w:right="864"/>
@@ -2183,10 +2089,10 @@
       <w:color w:val="0F4761" w:themeColor="accent1" w:themeShade="BF"/>
     </w:rPr>
   </w:style>
-  <w:style w:type="character" w:styleId="IntenseQuoteChar" w:customStyle="1">
-    <w:name w:val="Intense Quote Char"/>
-    <w:basedOn w:val="DefaultParagraphFont"/>
-    <w:link w:val="IntenseQuote"/>
+  <w:style w:type="character" w:customStyle="1" w:styleId="DuidelijkcitaatChar">
+    <w:name w:val="Duidelijk citaat Char"/>
+    <w:basedOn w:val="Standaardalinea-lettertype"/>
+    <w:link w:val="Duidelijkcitaat"/>
     <w:uiPriority w:val="30"/>
     <w:rsid w:val="003539DF"/>
     <w:rPr>
@@ -2195,9 +2101,9 @@
       <w:color w:val="0F4761" w:themeColor="accent1" w:themeShade="BF"/>
     </w:rPr>
   </w:style>
-  <w:style w:type="character" w:styleId="IntenseReference">
+  <w:style w:type="character" w:styleId="Intensieveverwijzing">
     <w:name w:val="Intense Reference"/>
-    <w:basedOn w:val="DefaultParagraphFont"/>
+    <w:basedOn w:val="Standaardalinea-lettertype"/>
     <w:uiPriority w:val="32"/>
     <w:qFormat/>
     <w:rsid w:val="003539DF"/>
@@ -2209,17 +2115,17 @@
       <w:spacing w:val="5"/>
     </w:rPr>
   </w:style>
-  <w:style w:type="character" w:styleId="ListParagraphChar" w:customStyle="1">
-    <w:name w:val="List Paragraph Char"/>
-    <w:basedOn w:val="DefaultParagraphFont"/>
-    <w:link w:val="ListParagraph"/>
+  <w:style w:type="character" w:customStyle="1" w:styleId="LijstalineaChar">
+    <w:name w:val="Lijstalinea Char"/>
+    <w:basedOn w:val="Standaardalinea-lettertype"/>
+    <w:link w:val="Lijstalinea"/>
     <w:uiPriority w:val="34"/>
     <w:qFormat/>
     <w:rsid w:val="00C22F06"/>
   </w:style>
-  <w:style w:type="table" w:styleId="TableGrid">
+  <w:style w:type="table" w:styleId="Tabelraster">
     <w:name w:val="Table Grid"/>
-    <w:basedOn w:val="TableNormal"/>
+    <w:basedOn w:val="Standaardtabel"/>
     <w:uiPriority w:val="39"/>
     <w:rsid w:val="00C22F06"/>
     <w:pPr>
@@ -2231,19 +2137,19 @@
     </w:rPr>
     <w:tblPr>
       <w:tblBorders>
-        <w:top w:val="single" w:color="auto" w:sz="4" w:space="0"/>
-        <w:left w:val="single" w:color="auto" w:sz="4" w:space="0"/>
-        <w:bottom w:val="single" w:color="auto" w:sz="4" w:space="0"/>
-        <w:right w:val="single" w:color="auto" w:sz="4" w:space="0"/>
-        <w:insideH w:val="single" w:color="auto" w:sz="4" w:space="0"/>
-        <w:insideV w:val="single" w:color="auto" w:sz="4" w:space="0"/>
+        <w:top w:val="single" w:sz="4" w:space="0" w:color="auto"/>
+        <w:left w:val="single" w:sz="4" w:space="0" w:color="auto"/>
+        <w:bottom w:val="single" w:sz="4" w:space="0" w:color="auto"/>
+        <w:right w:val="single" w:sz="4" w:space="0" w:color="auto"/>
+        <w:insideH w:val="single" w:sz="4" w:space="0" w:color="auto"/>
+        <w:insideV w:val="single" w:sz="4" w:space="0" w:color="auto"/>
       </w:tblBorders>
     </w:tblPr>
   </w:style>
-  <w:style w:type="paragraph" w:styleId="Header">
+  <w:style w:type="paragraph" w:styleId="Koptekst">
     <w:name w:val="header"/>
-    <w:basedOn w:val="Normal"/>
-    <w:link w:val="HeaderChar"/>
+    <w:basedOn w:val="Standaard"/>
+    <w:link w:val="KoptekstChar"/>
     <w:uiPriority w:val="99"/>
     <w:unhideWhenUsed/>
     <w:rsid w:val="00F65961"/>
@@ -2255,10 +2161,10 @@
       <w:spacing w:after="0" w:line="240" w:lineRule="auto"/>
     </w:pPr>
   </w:style>
-  <w:style w:type="character" w:styleId="HeaderChar" w:customStyle="1">
-    <w:name w:val="Header Char"/>
-    <w:basedOn w:val="DefaultParagraphFont"/>
-    <w:link w:val="Header"/>
+  <w:style w:type="character" w:customStyle="1" w:styleId="KoptekstChar">
+    <w:name w:val="Koptekst Char"/>
+    <w:basedOn w:val="Standaardalinea-lettertype"/>
+    <w:link w:val="Koptekst"/>
     <w:uiPriority w:val="99"/>
     <w:rsid w:val="00F65961"/>
     <w:rPr>
@@ -2267,10 +2173,10 @@
       <w:lang w:val="en-GB"/>
     </w:rPr>
   </w:style>
-  <w:style w:type="paragraph" w:styleId="Footer">
+  <w:style w:type="paragraph" w:styleId="Voettekst">
     <w:name w:val="footer"/>
-    <w:basedOn w:val="Normal"/>
-    <w:link w:val="FooterChar"/>
+    <w:basedOn w:val="Standaard"/>
+    <w:link w:val="VoettekstChar"/>
     <w:uiPriority w:val="99"/>
     <w:unhideWhenUsed/>
     <w:rsid w:val="00F65961"/>
@@ -2282,10 +2188,10 @@
       <w:spacing w:after="0" w:line="240" w:lineRule="auto"/>
     </w:pPr>
   </w:style>
-  <w:style w:type="character" w:styleId="FooterChar" w:customStyle="1">
-    <w:name w:val="Footer Char"/>
-    <w:basedOn w:val="DefaultParagraphFont"/>
-    <w:link w:val="Footer"/>
+  <w:style w:type="character" w:customStyle="1" w:styleId="VoettekstChar">
+    <w:name w:val="Voettekst Char"/>
+    <w:basedOn w:val="Standaardalinea-lettertype"/>
+    <w:link w:val="Voettekst"/>
     <w:uiPriority w:val="99"/>
     <w:rsid w:val="00F65961"/>
     <w:rPr>
@@ -2298,7 +2204,7 @@
 </file>
 
 <file path=word/theme/theme1.xml><?xml version="1.0" encoding="utf-8"?>
-<a:theme xmlns:a="http://schemas.openxmlformats.org/drawingml/2006/main" xmlns:thm15="http://schemas.microsoft.com/office/thememl/2012/main" name="Office Theme">
+<a:theme xmlns:a="http://schemas.openxmlformats.org/drawingml/2006/main" name="Office Theme">
   <a:themeElements>
     <a:clrScheme name="Office">
       <a:dk1>
@@ -2613,6 +2519,15 @@
 </file>
 
 <file path=customXml/item1.xml><?xml version="1.0" encoding="utf-8"?>
+<?mso-contentType ?>
+<FormTemplates xmlns="http://schemas.microsoft.com/sharepoint/v3/contenttype/forms">
+  <Display>DocumentLibraryForm</Display>
+  <Edit>DocumentLibraryForm</Edit>
+  <New>DocumentLibraryForm</New>
+</FormTemplates>
+</file>
+
+<file path=customXml/item2.xml><?xml version="1.0" encoding="utf-8"?>
 <ct:contentTypeSchema xmlns:ct="http://schemas.microsoft.com/office/2006/metadata/contentType" xmlns:ma="http://schemas.microsoft.com/office/2006/metadata/properties/metaAttributes" ct:_="" ma:_="" ma:contentTypeName="Document" ma:contentTypeID="0x010100F1B33D7B57FFEC4BB77B5001C5B93838" ma:contentTypeVersion="6" ma:contentTypeDescription="Create a new document." ma:contentTypeScope="" ma:versionID="11489564a2e1eebedb75a596dc219880">
   <xsd:schema xmlns:xsd="http://www.w3.org/2001/XMLSchema" xmlns:xs="http://www.w3.org/2001/XMLSchema" xmlns:p="http://schemas.microsoft.com/office/2006/metadata/properties" xmlns:ns2="f44e6bd5-09db-4117-8b15-adf399208dc6" targetNamespace="http://schemas.microsoft.com/office/2006/metadata/properties" ma:root="true" ma:fieldsID="e3b726a9000fc3f395844b5888e6be4a" ns2:_="">
     <xsd:import namespace="f44e6bd5-09db-4117-8b15-adf399208dc6"/>
@@ -2768,15 +2683,6 @@
 </ct:contentTypeSchema>
 </file>
 
-<file path=customXml/item2.xml><?xml version="1.0" encoding="utf-8"?>
-<?mso-contentType ?>
-<FormTemplates xmlns="http://schemas.microsoft.com/sharepoint/v3/contenttype/forms">
-  <Display>DocumentLibraryForm</Display>
-  <Edit>DocumentLibraryForm</Edit>
-  <New>DocumentLibraryForm</New>
-</FormTemplates>
-</file>
-
 <file path=customXml/item3.xml><?xml version="1.0" encoding="utf-8"?>
 <p:properties xmlns:p="http://schemas.microsoft.com/office/2006/metadata/properties" xmlns:xsi="http://www.w3.org/2001/XMLSchema-instance" xmlns:pc="http://schemas.microsoft.com/office/infopath/2007/PartnerControls">
   <documentManagement/>
@@ -2784,13 +2690,36 @@
 </file>
 
 <file path=customXml/itemProps1.xml><?xml version="1.0" encoding="utf-8"?>
-<ds:datastoreItem xmlns:ds="http://schemas.openxmlformats.org/officeDocument/2006/customXml" ds:itemID="{37807C3B-7DD1-47B4-B839-5E0FAB4C8214}"/>
+<ds:datastoreItem xmlns:ds="http://schemas.openxmlformats.org/officeDocument/2006/customXml" ds:itemID="{ABE9EC3E-0702-42E3-B8E4-82B6EFD7FF38}">
+  <ds:schemaRefs>
+    <ds:schemaRef ds:uri="http://schemas.microsoft.com/sharepoint/v3/contenttype/forms"/>
+  </ds:schemaRefs>
+</ds:datastoreItem>
 </file>
 
 <file path=customXml/itemProps2.xml><?xml version="1.0" encoding="utf-8"?>
-<ds:datastoreItem xmlns:ds="http://schemas.openxmlformats.org/officeDocument/2006/customXml" ds:itemID="{ABE9EC3E-0702-42E3-B8E4-82B6EFD7FF38}"/>
+<ds:datastoreItem xmlns:ds="http://schemas.openxmlformats.org/officeDocument/2006/customXml" ds:itemID="{37807C3B-7DD1-47B4-B839-5E0FAB4C8214}">
+  <ds:schemaRefs>
+    <ds:schemaRef ds:uri="http://schemas.microsoft.com/office/2006/metadata/contentType"/>
+    <ds:schemaRef ds:uri="http://schemas.microsoft.com/office/2006/metadata/properties/metaAttributes"/>
+    <ds:schemaRef ds:uri="http://www.w3.org/2001/XMLSchema"/>
+    <ds:schemaRef ds:uri="http://schemas.microsoft.com/office/2006/metadata/properties"/>
+    <ds:schemaRef ds:uri="f44e6bd5-09db-4117-8b15-adf399208dc6"/>
+    <ds:schemaRef ds:uri="http://schemas.microsoft.com/office/2006/documentManagement/types"/>
+    <ds:schemaRef ds:uri="http://schemas.microsoft.com/office/infopath/2007/PartnerControls"/>
+    <ds:schemaRef ds:uri="http://schemas.openxmlformats.org/package/2006/metadata/core-properties"/>
+    <ds:schemaRef ds:uri="http://purl.org/dc/elements/1.1/"/>
+    <ds:schemaRef ds:uri="http://purl.org/dc/terms/"/>
+    <ds:schemaRef ds:uri="http://schemas.microsoft.com/internal/obd"/>
+  </ds:schemaRefs>
+</ds:datastoreItem>
 </file>
 
 <file path=customXml/itemProps3.xml><?xml version="1.0" encoding="utf-8"?>
-<ds:datastoreItem xmlns:ds="http://schemas.openxmlformats.org/officeDocument/2006/customXml" ds:itemID="{36306001-2ACF-4D94-9EEF-5362ECEAE236}"/>
+<ds:datastoreItem xmlns:ds="http://schemas.openxmlformats.org/officeDocument/2006/customXml" ds:itemID="{36306001-2ACF-4D94-9EEF-5362ECEAE236}">
+  <ds:schemaRefs>
+    <ds:schemaRef ds:uri="http://schemas.microsoft.com/office/2006/metadata/properties"/>
+    <ds:schemaRef ds:uri="http://schemas.microsoft.com/office/infopath/2007/PartnerControls"/>
+  </ds:schemaRefs>
+</ds:datastoreItem>
 </file>